--- a/data/revised_2026-10_full/outputs/v2/Maths/SS2.1_Similarity_and_Enlargement/Mathematics_Similarity_and_Enlargement_CBE_LessonSequence.docx
+++ b/data/revised_2026-10_full/outputs/v2/Maths/SS2.1_Similarity_and_Enlargement/Mathematics_Similarity_and_Enlargement_CBE_LessonSequence.docx
@@ -2558,7 +2558,7 @@
         </w:rPr>
         <w:t xml:space="preserve">© 2026 SeaVuria and ARES. This work is licensed under a </w:t>
       </w:r>
-      <w:hyperlink w:history="1" r:id="rId4tpvmd9shynrkk2f5cqee">
+      <w:hyperlink w:history="1" r:id="rIddtfyfkckbf4cchbemvib4">
         <w:r>
           <w:rPr>
             <w:rFonts w:ascii="Arial" w:cs="Arial" w:eastAsia="Arial" w:hAnsi="Arial"/>
@@ -2578,7 +2578,7 @@
         </w:rPr>
         <w:t xml:space="preserve"> (</w:t>
       </w:r>
-      <w:hyperlink w:history="1" r:id="rIdtpejmwzf-rscujhjndkj0">
+      <w:hyperlink w:history="1" r:id="rIddmq8nile7ozuqugdxbcee">
         <w:r>
           <w:rPr>
             <w:rFonts w:ascii="Arial" w:cs="Arial" w:eastAsia="Arial" w:hAnsi="Arial"/>
@@ -2598,7 +2598,7 @@
         </w:rPr>
         <w:t xml:space="preserve">). To view a copy of this license, visit </w:t>
       </w:r>
-      <w:hyperlink w:history="1" r:id="rIdbbppdtkyzevej4dptrhq2">
+      <w:hyperlink w:history="1" r:id="rIdmlltoycc3m9qkv94dzqua">
         <w:r>
           <w:rPr>
             <w:rFonts w:ascii="Arial" w:cs="Arial" w:eastAsia="Arial" w:hAnsi="Arial"/>
@@ -3637,7 +3637,7 @@
             <w:pPr>
               <w:spacing w:after="20" w:before="0"/>
             </w:pPr>
-            <w:hyperlink w:history="1" r:id="rIdle2oiqwmdus-s4uyswn4g">
+            <w:hyperlink w:history="1" r:id="rId2csutwiu6ryrqjpsllbbu">
               <w:r>
                 <w:rPr>
                   <w:rFonts w:ascii="Arial" w:cs="Arial" w:eastAsia="Arial" w:hAnsi="Arial"/>
@@ -3670,7 +3670,7 @@
               <w:spacing w:after="10" w:before="0"/>
               <w:ind w:left="120"/>
             </w:pPr>
-            <w:hyperlink w:history="1" r:id="rIdklqgh-c9stehtfivroo-o">
+            <w:hyperlink w:history="1" r:id="rIdhwivcw1kmsser7w9o8gnk">
               <w:r>
                 <w:rPr>
                   <w:rFonts w:ascii="Arial" w:cs="Arial" w:eastAsia="Arial" w:hAnsi="Arial"/>
@@ -3715,7 +3715,7 @@
             <w:pPr>
               <w:spacing w:after="20" w:before="0"/>
             </w:pPr>
-            <w:hyperlink w:history="1" r:id="rIdhrv7gxmqukwa8rst81etn">
+            <w:hyperlink w:history="1" r:id="rId62zwsc80k-u1o0igyoz1v">
               <w:r>
                 <w:rPr>
                   <w:rFonts w:ascii="Arial" w:cs="Arial" w:eastAsia="Arial" w:hAnsi="Arial"/>
@@ -3748,7 +3748,7 @@
               <w:spacing w:after="10" w:before="0"/>
               <w:ind w:left="120"/>
             </w:pPr>
-            <w:hyperlink w:history="1" r:id="rIdzhbxun3cqkwhdtst_vzja">
+            <w:hyperlink w:history="1" r:id="rIdiyaqjliddhr3oyixnqzzt">
               <w:r>
                 <w:rPr>
                   <w:rFonts w:ascii="Arial" w:cs="Arial" w:eastAsia="Arial" w:hAnsi="Arial"/>
@@ -3948,7 +3948,7 @@
             <w:pPr>
               <w:spacing w:after="20" w:before="0"/>
             </w:pPr>
-            <w:hyperlink w:history="1" r:id="rId5jx2ysv1oz4r0xhvpxpzx">
+            <w:hyperlink w:history="1" r:id="rId7heojetq39lqkjiwo9br_">
               <w:r>
                 <w:rPr>
                   <w:rFonts w:ascii="Arial" w:cs="Arial" w:eastAsia="Arial" w:hAnsi="Arial"/>
@@ -3981,7 +3981,7 @@
               <w:spacing w:after="10" w:before="0"/>
               <w:ind w:left="120"/>
             </w:pPr>
-            <w:hyperlink w:history="1" r:id="rId3bgi5ybvwe5ug-y465buv">
+            <w:hyperlink w:history="1" r:id="rIdjlzqvmip9bohoaoaqdswf">
               <w:r>
                 <w:rPr>
                   <w:rFonts w:ascii="Arial" w:cs="Arial" w:eastAsia="Arial" w:hAnsi="Arial"/>
@@ -4026,7 +4026,7 @@
             <w:pPr>
               <w:spacing w:after="20" w:before="0"/>
             </w:pPr>
-            <w:hyperlink w:history="1" r:id="rIdbk3v-r0v3onvhgq4wuq3c">
+            <w:hyperlink w:history="1" r:id="rIdqlhvc4trcn0jjs0ivmiex">
               <w:r>
                 <w:rPr>
                   <w:rFonts w:ascii="Arial" w:cs="Arial" w:eastAsia="Arial" w:hAnsi="Arial"/>
@@ -4059,7 +4059,7 @@
               <w:spacing w:after="10" w:before="0"/>
               <w:ind w:left="120"/>
             </w:pPr>
-            <w:hyperlink w:history="1" r:id="rId5ajmmehgc-e2klpg3rutu">
+            <w:hyperlink w:history="1" r:id="rId_vkznfewg4sq8izauxr9y">
               <w:r>
                 <w:rPr>
                   <w:rFonts w:ascii="Arial" w:cs="Arial" w:eastAsia="Arial" w:hAnsi="Arial"/>
@@ -4259,7 +4259,7 @@
             <w:pPr>
               <w:spacing w:after="20" w:before="0"/>
             </w:pPr>
-            <w:hyperlink w:history="1" r:id="rIdweha68k8xssr5hmd_vj4a">
+            <w:hyperlink w:history="1" r:id="rId4l8k73oclmkgpsinedxuf">
               <w:r>
                 <w:rPr>
                   <w:rFonts w:ascii="Arial" w:cs="Arial" w:eastAsia="Arial" w:hAnsi="Arial"/>
@@ -4292,7 +4292,7 @@
               <w:spacing w:after="10" w:before="0"/>
               <w:ind w:left="120"/>
             </w:pPr>
-            <w:hyperlink w:history="1" r:id="rIdzcrvaohlem6momqo4sl9a">
+            <w:hyperlink w:history="1" r:id="rIdlq3tucvpm8u5pfaepggct">
               <w:r>
                 <w:rPr>
                   <w:rFonts w:ascii="Arial" w:cs="Arial" w:eastAsia="Arial" w:hAnsi="Arial"/>
@@ -4337,7 +4337,7 @@
             <w:pPr>
               <w:spacing w:after="20" w:before="0"/>
             </w:pPr>
-            <w:hyperlink w:history="1" r:id="rId9rgegpuedrn-n40kkmi_i">
+            <w:hyperlink w:history="1" r:id="rIdgudcxp1q8nvwixnso2aqg">
               <w:r>
                 <w:rPr>
                   <w:rFonts w:ascii="Arial" w:cs="Arial" w:eastAsia="Arial" w:hAnsi="Arial"/>
@@ -4370,7 +4370,7 @@
               <w:spacing w:after="10" w:before="0"/>
               <w:ind w:left="120"/>
             </w:pPr>
-            <w:hyperlink w:history="1" r:id="rId15byef7bs39rjffzn0clw">
+            <w:hyperlink w:history="1" r:id="rId9rzjmt7ycppl52_s3tng_">
               <w:r>
                 <w:rPr>
                   <w:rFonts w:ascii="Arial" w:cs="Arial" w:eastAsia="Arial" w:hAnsi="Arial"/>
@@ -4570,7 +4570,7 @@
             <w:pPr>
               <w:spacing w:after="20" w:before="0"/>
             </w:pPr>
-            <w:hyperlink w:history="1" r:id="rIdvfmjqouuk2ruguj6m0gr_">
+            <w:hyperlink w:history="1" r:id="rIdfno2vqubnzl9qw_yhcb0f">
               <w:r>
                 <w:rPr>
                   <w:rFonts w:ascii="Arial" w:cs="Arial" w:eastAsia="Arial" w:hAnsi="Arial"/>
@@ -4603,7 +4603,7 @@
               <w:spacing w:after="10" w:before="0"/>
               <w:ind w:left="120"/>
             </w:pPr>
-            <w:hyperlink w:history="1" r:id="rIdednhoeceg78hu54ixreku">
+            <w:hyperlink w:history="1" r:id="rIddcl0nb3mt2rxjp9fjygiq">
               <w:r>
                 <w:rPr>
                   <w:rFonts w:ascii="Arial" w:cs="Arial" w:eastAsia="Arial" w:hAnsi="Arial"/>
@@ -4648,7 +4648,7 @@
             <w:pPr>
               <w:spacing w:after="20" w:before="0"/>
             </w:pPr>
-            <w:hyperlink w:history="1" r:id="rIdtea0v5nuqkz9qfhpxjzpo">
+            <w:hyperlink w:history="1" r:id="rIdxy7o5fjpydk3tlhwv_vd5">
               <w:r>
                 <w:rPr>
                   <w:rFonts w:ascii="Arial" w:cs="Arial" w:eastAsia="Arial" w:hAnsi="Arial"/>
@@ -4681,7 +4681,7 @@
               <w:spacing w:after="10" w:before="0"/>
               <w:ind w:left="120"/>
             </w:pPr>
-            <w:hyperlink w:history="1" r:id="rIdgrqentxysrhe7vzes2wkl">
+            <w:hyperlink w:history="1" r:id="rId5oomfkeum4mbzv0slszun">
               <w:r>
                 <w:rPr>
                   <w:rFonts w:ascii="Arial" w:cs="Arial" w:eastAsia="Arial" w:hAnsi="Arial"/>
@@ -4881,7 +4881,7 @@
             <w:pPr>
               <w:spacing w:after="20" w:before="0"/>
             </w:pPr>
-            <w:hyperlink w:history="1" r:id="rIdsbkakwcmobdv8ozvxedtl">
+            <w:hyperlink w:history="1" r:id="rId8kmugvxnpytkr9zbyo-h4">
               <w:r>
                 <w:rPr>
                   <w:rFonts w:ascii="Arial" w:cs="Arial" w:eastAsia="Arial" w:hAnsi="Arial"/>
@@ -4914,7 +4914,7 @@
               <w:spacing w:after="10" w:before="0"/>
               <w:ind w:left="120"/>
             </w:pPr>
-            <w:hyperlink w:history="1" r:id="rIdnfoyllxz7lqgv_lyb5x1q">
+            <w:hyperlink w:history="1" r:id="rIdtgmbtgijyixd5lhrigmzl">
               <w:r>
                 <w:rPr>
                   <w:rFonts w:ascii="Arial" w:cs="Arial" w:eastAsia="Arial" w:hAnsi="Arial"/>
@@ -4959,7 +4959,7 @@
             <w:pPr>
               <w:spacing w:after="20" w:before="0"/>
             </w:pPr>
-            <w:hyperlink w:history="1" r:id="rIdqyvxgydj4gd76hv9vld9g">
+            <w:hyperlink w:history="1" r:id="rId7prqi7j62ea7pqvr51bws">
               <w:r>
                 <w:rPr>
                   <w:rFonts w:ascii="Arial" w:cs="Arial" w:eastAsia="Arial" w:hAnsi="Arial"/>
@@ -4992,7 +4992,7 @@
               <w:spacing w:after="10" w:before="0"/>
               <w:ind w:left="120"/>
             </w:pPr>
-            <w:hyperlink w:history="1" r:id="rIdcyjm_gzetvab4nwtj5xdb">
+            <w:hyperlink w:history="1" r:id="rIdmmjz3bfi8it_esnxkax8l">
               <w:r>
                 <w:rPr>
                   <w:rFonts w:ascii="Arial" w:cs="Arial" w:eastAsia="Arial" w:hAnsi="Arial"/>
@@ -5517,7 +5517,7 @@
         </w:rPr>
         <w:t xml:space="preserve">© 2026 SeaVuria and ARES. Aligned with KICD objectives. Developed by SeaVuria; technical implementation by ARES (with AI assistance from Claude). Licensed under </w:t>
       </w:r>
-      <w:hyperlink w:history="1" r:id="rIddm3jvha63vxxs4dw6ibbr">
+      <w:hyperlink w:history="1" r:id="rIdkot6bhoiic0zgozly4hsy">
         <w:r>
           <w:rPr>
             <w:rFonts w:ascii="Arial" w:cs="Arial" w:eastAsia="Arial" w:hAnsi="Arial"/>
@@ -5538,7 +5538,7 @@
         </w:rPr>
         <w:t xml:space="preserve"> (</w:t>
       </w:r>
-      <w:hyperlink w:history="1" r:id="rIdrgtpyjbcfegkpmo32deth">
+      <w:hyperlink w:history="1" r:id="rIdpxfcwegr9bbdeczbpx8rk">
         <w:r>
           <w:rPr>
             <w:rFonts w:ascii="Arial" w:cs="Arial" w:eastAsia="Arial" w:hAnsi="Arial"/>
@@ -6578,7 +6578,7 @@
             <w:pPr>
               <w:spacing w:after="20" w:before="0"/>
             </w:pPr>
-            <w:hyperlink w:history="1" r:id="rIdj-0gdbvolmntvjlabjcvz">
+            <w:hyperlink w:history="1" r:id="rId7biwibod7wmjtqwderw8y">
               <w:r>
                 <w:rPr>
                   <w:rFonts w:ascii="Arial" w:cs="Arial" w:eastAsia="Arial" w:hAnsi="Arial"/>
@@ -6611,7 +6611,7 @@
               <w:spacing w:after="10" w:before="0"/>
               <w:ind w:left="120"/>
             </w:pPr>
-            <w:hyperlink w:history="1" r:id="rIdf3ddba7zo5z8z3cs5kcly">
+            <w:hyperlink w:history="1" r:id="rId56oa9e2h3mtnzmiasjimd">
               <w:r>
                 <w:rPr>
                   <w:rFonts w:ascii="Arial" w:cs="Arial" w:eastAsia="Arial" w:hAnsi="Arial"/>
@@ -6656,7 +6656,7 @@
             <w:pPr>
               <w:spacing w:after="20" w:before="0"/>
             </w:pPr>
-            <w:hyperlink w:history="1" r:id="rIdqbtugjcmg-36yvwmxwnbk">
+            <w:hyperlink w:history="1" r:id="rIdm7tjzjgpzmppqrvnpfdd8">
               <w:r>
                 <w:rPr>
                   <w:rFonts w:ascii="Arial" w:cs="Arial" w:eastAsia="Arial" w:hAnsi="Arial"/>
@@ -6689,7 +6689,7 @@
               <w:spacing w:after="10" w:before="0"/>
               <w:ind w:left="120"/>
             </w:pPr>
-            <w:hyperlink w:history="1" r:id="rIdhucjlkzcfvqaq1rfqkg0e">
+            <w:hyperlink w:history="1" r:id="rIdkjhpr7aom9lddmr_2ryxs">
               <w:r>
                 <w:rPr>
                   <w:rFonts w:ascii="Arial" w:cs="Arial" w:eastAsia="Arial" w:hAnsi="Arial"/>
@@ -6889,7 +6889,7 @@
             <w:pPr>
               <w:spacing w:after="20" w:before="0"/>
             </w:pPr>
-            <w:hyperlink w:history="1" r:id="rIdslbw3jb6o-zsoprxyx7nq">
+            <w:hyperlink w:history="1" r:id="rIdqpyk40kpfbrcjmycjttlg">
               <w:r>
                 <w:rPr>
                   <w:rFonts w:ascii="Arial" w:cs="Arial" w:eastAsia="Arial" w:hAnsi="Arial"/>
@@ -6922,7 +6922,7 @@
               <w:spacing w:after="10" w:before="0"/>
               <w:ind w:left="120"/>
             </w:pPr>
-            <w:hyperlink w:history="1" r:id="rIda80ed3jfj1zulr-yqrpbt">
+            <w:hyperlink w:history="1" r:id="rIdkr7kvamd1hbifrxw60y_f">
               <w:r>
                 <w:rPr>
                   <w:rFonts w:ascii="Arial" w:cs="Arial" w:eastAsia="Arial" w:hAnsi="Arial"/>
@@ -6967,7 +6967,7 @@
             <w:pPr>
               <w:spacing w:after="20" w:before="0"/>
             </w:pPr>
-            <w:hyperlink w:history="1" r:id="rIdvrncqtvzpqkeacud0nv86">
+            <w:hyperlink w:history="1" r:id="rIdp0fvhszibp-bsz_zzek_i">
               <w:r>
                 <w:rPr>
                   <w:rFonts w:ascii="Arial" w:cs="Arial" w:eastAsia="Arial" w:hAnsi="Arial"/>
@@ -7000,7 +7000,7 @@
               <w:spacing w:after="10" w:before="0"/>
               <w:ind w:left="120"/>
             </w:pPr>
-            <w:hyperlink w:history="1" r:id="rIded5vpnl1utgu-5wb9dd9f">
+            <w:hyperlink w:history="1" r:id="rIdfg0qiwyr9fmrqqomj1us_">
               <w:r>
                 <w:rPr>
                   <w:rFonts w:ascii="Arial" w:cs="Arial" w:eastAsia="Arial" w:hAnsi="Arial"/>
@@ -7200,7 +7200,7 @@
             <w:pPr>
               <w:spacing w:after="20" w:before="0"/>
             </w:pPr>
-            <w:hyperlink w:history="1" r:id="rIdyfdmuh7r9akkd62dpmlcu">
+            <w:hyperlink w:history="1" r:id="rIdxnxeoe1emfqjc9mj4tjwc">
               <w:r>
                 <w:rPr>
                   <w:rFonts w:ascii="Arial" w:cs="Arial" w:eastAsia="Arial" w:hAnsi="Arial"/>
@@ -7233,7 +7233,7 @@
               <w:spacing w:after="10" w:before="0"/>
               <w:ind w:left="120"/>
             </w:pPr>
-            <w:hyperlink w:history="1" r:id="rIdmucwcubfhbsvuqq9mbayp">
+            <w:hyperlink w:history="1" r:id="rIdclmvpy5vmchjqmin7pgkl">
               <w:r>
                 <w:rPr>
                   <w:rFonts w:ascii="Arial" w:cs="Arial" w:eastAsia="Arial" w:hAnsi="Arial"/>
@@ -7278,7 +7278,7 @@
             <w:pPr>
               <w:spacing w:after="20" w:before="0"/>
             </w:pPr>
-            <w:hyperlink w:history="1" r:id="rIdo9y3a98n8rasifc-q-_o8">
+            <w:hyperlink w:history="1" r:id="rIdlibihrayppdgszqym9jmr">
               <w:r>
                 <w:rPr>
                   <w:rFonts w:ascii="Arial" w:cs="Arial" w:eastAsia="Arial" w:hAnsi="Arial"/>
@@ -7311,7 +7311,7 @@
               <w:spacing w:after="10" w:before="0"/>
               <w:ind w:left="120"/>
             </w:pPr>
-            <w:hyperlink w:history="1" r:id="rIdmzvblarcc4yxa2recejhk">
+            <w:hyperlink w:history="1" r:id="rIdavwiywr_n-h72vwjzny03">
               <w:r>
                 <w:rPr>
                   <w:rFonts w:ascii="Arial" w:cs="Arial" w:eastAsia="Arial" w:hAnsi="Arial"/>
@@ -7511,7 +7511,7 @@
             <w:pPr>
               <w:spacing w:after="20" w:before="0"/>
             </w:pPr>
-            <w:hyperlink w:history="1" r:id="rIdfahqqjvn1jchx2p10ftxn">
+            <w:hyperlink w:history="1" r:id="rIdb8u2rghmmb9wkijuznpts">
               <w:r>
                 <w:rPr>
                   <w:rFonts w:ascii="Arial" w:cs="Arial" w:eastAsia="Arial" w:hAnsi="Arial"/>
@@ -7544,7 +7544,7 @@
               <w:spacing w:after="10" w:before="0"/>
               <w:ind w:left="120"/>
             </w:pPr>
-            <w:hyperlink w:history="1" r:id="rIduuvlnn2e1emnnhmjt84u_">
+            <w:hyperlink w:history="1" r:id="rIdufcvb7hor7jl-ttmemolr">
               <w:r>
                 <w:rPr>
                   <w:rFonts w:ascii="Arial" w:cs="Arial" w:eastAsia="Arial" w:hAnsi="Arial"/>
@@ -7589,7 +7589,7 @@
             <w:pPr>
               <w:spacing w:after="20" w:before="0"/>
             </w:pPr>
-            <w:hyperlink w:history="1" r:id="rIdmqrrse8trwqnto3hiecom">
+            <w:hyperlink w:history="1" r:id="rIdslzby8odjfkxcokjbtjzj">
               <w:r>
                 <w:rPr>
                   <w:rFonts w:ascii="Arial" w:cs="Arial" w:eastAsia="Arial" w:hAnsi="Arial"/>
@@ -7622,7 +7622,7 @@
               <w:spacing w:after="10" w:before="0"/>
               <w:ind w:left="120"/>
             </w:pPr>
-            <w:hyperlink w:history="1" r:id="rIdlx2ekjkuilthlgw8ycokv">
+            <w:hyperlink w:history="1" r:id="rIdmwtl6ymnocial_iqgcgbg">
               <w:r>
                 <w:rPr>
                   <w:rFonts w:ascii="Arial" w:cs="Arial" w:eastAsia="Arial" w:hAnsi="Arial"/>
@@ -7822,7 +7822,7 @@
             <w:pPr>
               <w:spacing w:after="20" w:before="0"/>
             </w:pPr>
-            <w:hyperlink w:history="1" r:id="rId_vkgg3gtzs-7g8ivr7kme">
+            <w:hyperlink w:history="1" r:id="rId3shsto71qzevoigi9spu3">
               <w:r>
                 <w:rPr>
                   <w:rFonts w:ascii="Arial" w:cs="Arial" w:eastAsia="Arial" w:hAnsi="Arial"/>
@@ -7871,7 +7871,7 @@
               <w:spacing w:after="10" w:before="0"/>
               <w:ind w:left="120"/>
             </w:pPr>
-            <w:hyperlink w:history="1" r:id="rIdkln9_gbddv8e68jds2mps">
+            <w:hyperlink w:history="1" r:id="rId3ghui9fxtv7jln_hz2-bf">
               <w:r>
                 <w:rPr>
                   <w:rFonts w:ascii="Arial" w:cs="Arial" w:eastAsia="Arial" w:hAnsi="Arial"/>
@@ -7916,7 +7916,7 @@
             <w:pPr>
               <w:spacing w:after="20" w:before="0"/>
             </w:pPr>
-            <w:hyperlink w:history="1" r:id="rIdqefcs_ekxci0r-_xozjwn">
+            <w:hyperlink w:history="1" r:id="rId0imj3jtulhhbzx3ip8zns">
               <w:r>
                 <w:rPr>
                   <w:rFonts w:ascii="Arial" w:cs="Arial" w:eastAsia="Arial" w:hAnsi="Arial"/>
@@ -7949,7 +7949,7 @@
               <w:spacing w:after="10" w:before="0"/>
               <w:ind w:left="120"/>
             </w:pPr>
-            <w:hyperlink w:history="1" r:id="rId2hdrqvzjtc-eade-1s5ac">
+            <w:hyperlink w:history="1" r:id="rId1vnyl98ll7q7b6nelxzht">
               <w:r>
                 <w:rPr>
                   <w:rFonts w:ascii="Arial" w:cs="Arial" w:eastAsia="Arial" w:hAnsi="Arial"/>
@@ -8474,7 +8474,7 @@
         </w:rPr>
         <w:t xml:space="preserve">© 2026 SeaVuria and ARES. Aligned with KICD objectives. Developed by SeaVuria; technical implementation by ARES (with AI assistance from Claude). Licensed under </w:t>
       </w:r>
-      <w:hyperlink w:history="1" r:id="rIdzrtgtllhlbgvf-enuq14s">
+      <w:hyperlink w:history="1" r:id="rIdds5wnpbhzers0u2n9nnzn">
         <w:r>
           <w:rPr>
             <w:rFonts w:ascii="Arial" w:cs="Arial" w:eastAsia="Arial" w:hAnsi="Arial"/>
@@ -8495,7 +8495,7 @@
         </w:rPr>
         <w:t xml:space="preserve"> (</w:t>
       </w:r>
-      <w:hyperlink w:history="1" r:id="rIdcr2zo8luhofbwrp64okln">
+      <w:hyperlink w:history="1" r:id="rIdr2usj1m9zbx5abtd6u-ap">
         <w:r>
           <w:rPr>
             <w:rFonts w:ascii="Arial" w:cs="Arial" w:eastAsia="Arial" w:hAnsi="Arial"/>
@@ -9535,7 +9535,7 @@
             <w:pPr>
               <w:spacing w:after="20" w:before="0"/>
             </w:pPr>
-            <w:hyperlink w:history="1" r:id="rIdotyhpymoakl3cz6awdnja">
+            <w:hyperlink w:history="1" r:id="rIdyiet24u64o3otdf85ssk-">
               <w:r>
                 <w:rPr>
                   <w:rFonts w:ascii="Arial" w:cs="Arial" w:eastAsia="Arial" w:hAnsi="Arial"/>
@@ -9568,7 +9568,7 @@
               <w:spacing w:after="10" w:before="0"/>
               <w:ind w:left="120"/>
             </w:pPr>
-            <w:hyperlink w:history="1" r:id="rIdxjwvtq6vq_dwo1by6fbwm">
+            <w:hyperlink w:history="1" r:id="rIdxqw7s6rsxlhiydzzxeeqi">
               <w:r>
                 <w:rPr>
                   <w:rFonts w:ascii="Arial" w:cs="Arial" w:eastAsia="Arial" w:hAnsi="Arial"/>
@@ -9613,7 +9613,7 @@
             <w:pPr>
               <w:spacing w:after="20" w:before="0"/>
             </w:pPr>
-            <w:hyperlink w:history="1" r:id="rId9jdyjegu_mpm9ajczqd0f">
+            <w:hyperlink w:history="1" r:id="rId-wkbuhkq2qfyuh57uusaq">
               <w:r>
                 <w:rPr>
                   <w:rFonts w:ascii="Arial" w:cs="Arial" w:eastAsia="Arial" w:hAnsi="Arial"/>
@@ -9646,7 +9646,7 @@
               <w:spacing w:after="10" w:before="0"/>
               <w:ind w:left="120"/>
             </w:pPr>
-            <w:hyperlink w:history="1" r:id="rIdf9wkr-5evnje5zl7vogib">
+            <w:hyperlink w:history="1" r:id="rIdukconvhi6cgfu7kivfdwf">
               <w:r>
                 <w:rPr>
                   <w:rFonts w:ascii="Arial" w:cs="Arial" w:eastAsia="Arial" w:hAnsi="Arial"/>
@@ -9846,7 +9846,7 @@
             <w:pPr>
               <w:spacing w:after="20" w:before="0"/>
             </w:pPr>
-            <w:hyperlink w:history="1" r:id="rIddll6ov70g6zuf_i8sajf_">
+            <w:hyperlink w:history="1" r:id="rIdi3a3xmtanah2a5y252xkj">
               <w:r>
                 <w:rPr>
                   <w:rFonts w:ascii="Arial" w:cs="Arial" w:eastAsia="Arial" w:hAnsi="Arial"/>
@@ -9879,7 +9879,7 @@
               <w:spacing w:after="10" w:before="0"/>
               <w:ind w:left="120"/>
             </w:pPr>
-            <w:hyperlink w:history="1" r:id="rIdxxsurqj-ujwfqixgffw1l">
+            <w:hyperlink w:history="1" r:id="rIdbi8ihcbvdqfy1jxxh08l7">
               <w:r>
                 <w:rPr>
                   <w:rFonts w:ascii="Arial" w:cs="Arial" w:eastAsia="Arial" w:hAnsi="Arial"/>
@@ -9924,7 +9924,7 @@
             <w:pPr>
               <w:spacing w:after="20" w:before="0"/>
             </w:pPr>
-            <w:hyperlink w:history="1" r:id="rIdgfnyt_nghjnz-cyzpg1y9">
+            <w:hyperlink w:history="1" r:id="rIdwqzl-f37mxsefizki42ih">
               <w:r>
                 <w:rPr>
                   <w:rFonts w:ascii="Arial" w:cs="Arial" w:eastAsia="Arial" w:hAnsi="Arial"/>
@@ -9957,7 +9957,7 @@
               <w:spacing w:after="10" w:before="0"/>
               <w:ind w:left="120"/>
             </w:pPr>
-            <w:hyperlink w:history="1" r:id="rIdl6axkzxjnl5s2vhapuzfi">
+            <w:hyperlink w:history="1" r:id="rIdzxtspy3gvx4rm205wwhcb">
               <w:r>
                 <w:rPr>
                   <w:rFonts w:ascii="Arial" w:cs="Arial" w:eastAsia="Arial" w:hAnsi="Arial"/>
@@ -10157,7 +10157,7 @@
             <w:pPr>
               <w:spacing w:after="20" w:before="0"/>
             </w:pPr>
-            <w:hyperlink w:history="1" r:id="rId3mbrt90zuuchnajxt4kjq">
+            <w:hyperlink w:history="1" r:id="rIdmbut2owgj7vlh6ppiztp0">
               <w:r>
                 <w:rPr>
                   <w:rFonts w:ascii="Arial" w:cs="Arial" w:eastAsia="Arial" w:hAnsi="Arial"/>
@@ -10190,7 +10190,7 @@
               <w:spacing w:after="10" w:before="0"/>
               <w:ind w:left="120"/>
             </w:pPr>
-            <w:hyperlink w:history="1" r:id="rIduq18efflalmm8jjfwmo4g">
+            <w:hyperlink w:history="1" r:id="rIdckfm4vci3mubpijrkpmvq">
               <w:r>
                 <w:rPr>
                   <w:rFonts w:ascii="Arial" w:cs="Arial" w:eastAsia="Arial" w:hAnsi="Arial"/>
@@ -10235,7 +10235,7 @@
             <w:pPr>
               <w:spacing w:after="20" w:before="0"/>
             </w:pPr>
-            <w:hyperlink w:history="1" r:id="rIdrc0aueij_euz4ej4fyjlo">
+            <w:hyperlink w:history="1" r:id="rIdms407fyvdwcy7iwgja7pc">
               <w:r>
                 <w:rPr>
                   <w:rFonts w:ascii="Arial" w:cs="Arial" w:eastAsia="Arial" w:hAnsi="Arial"/>
@@ -10268,7 +10268,7 @@
               <w:spacing w:after="10" w:before="0"/>
               <w:ind w:left="120"/>
             </w:pPr>
-            <w:hyperlink w:history="1" r:id="rId4hsqyvmeohqjqbwplyegw">
+            <w:hyperlink w:history="1" r:id="rIdg6pthsy6dwcvpqajmhmpd">
               <w:r>
                 <w:rPr>
                   <w:rFonts w:ascii="Arial" w:cs="Arial" w:eastAsia="Arial" w:hAnsi="Arial"/>
@@ -10468,7 +10468,7 @@
             <w:pPr>
               <w:spacing w:after="20" w:before="0"/>
             </w:pPr>
-            <w:hyperlink w:history="1" r:id="rIdhfzooe41uxf0b0urlrhqw">
+            <w:hyperlink w:history="1" r:id="rId7grxfrh0fbiyx3t2aqbx2">
               <w:r>
                 <w:rPr>
                   <w:rFonts w:ascii="Arial" w:cs="Arial" w:eastAsia="Arial" w:hAnsi="Arial"/>
@@ -10501,7 +10501,7 @@
               <w:spacing w:after="10" w:before="0"/>
               <w:ind w:left="120"/>
             </w:pPr>
-            <w:hyperlink w:history="1" r:id="rId6vmne3mynvcl-ccvzizfn">
+            <w:hyperlink w:history="1" r:id="rIdmfd2ppmsuqv2fdogsypkz">
               <w:r>
                 <w:rPr>
                   <w:rFonts w:ascii="Arial" w:cs="Arial" w:eastAsia="Arial" w:hAnsi="Arial"/>
@@ -10546,7 +10546,7 @@
             <w:pPr>
               <w:spacing w:after="20" w:before="0"/>
             </w:pPr>
-            <w:hyperlink w:history="1" r:id="rIdpeffhqpylefqmgd8kzsbq">
+            <w:hyperlink w:history="1" r:id="rIdpqhvxdcbckbsjywtqzs3r">
               <w:r>
                 <w:rPr>
                   <w:rFonts w:ascii="Arial" w:cs="Arial" w:eastAsia="Arial" w:hAnsi="Arial"/>
@@ -10579,7 +10579,7 @@
               <w:spacing w:after="10" w:before="0"/>
               <w:ind w:left="120"/>
             </w:pPr>
-            <w:hyperlink w:history="1" r:id="rId_e7pult73onjup449zlt8">
+            <w:hyperlink w:history="1" r:id="rIdak5drmihcq83lpg7kgddi">
               <w:r>
                 <w:rPr>
                   <w:rFonts w:ascii="Arial" w:cs="Arial" w:eastAsia="Arial" w:hAnsi="Arial"/>
@@ -10779,7 +10779,7 @@
             <w:pPr>
               <w:spacing w:after="20" w:before="0"/>
             </w:pPr>
-            <w:hyperlink w:history="1" r:id="rIdrwtzqf6zfnfl_dr-ws9ok">
+            <w:hyperlink w:history="1" r:id="rId6sqzrfcgm-gpljrj1sb8o">
               <w:r>
                 <w:rPr>
                   <w:rFonts w:ascii="Arial" w:cs="Arial" w:eastAsia="Arial" w:hAnsi="Arial"/>
@@ -10812,7 +10812,7 @@
               <w:spacing w:after="10" w:before="0"/>
               <w:ind w:left="120"/>
             </w:pPr>
-            <w:hyperlink w:history="1" r:id="rIdz9pa6a4pbwzvdr4bc-eje">
+            <w:hyperlink w:history="1" r:id="rIdcxetu_3zcntp-vknwt33c">
               <w:r>
                 <w:rPr>
                   <w:rFonts w:ascii="Arial" w:cs="Arial" w:eastAsia="Arial" w:hAnsi="Arial"/>
@@ -10857,7 +10857,7 @@
             <w:pPr>
               <w:spacing w:after="20" w:before="0"/>
             </w:pPr>
-            <w:hyperlink w:history="1" r:id="rIdglus0z4rjgzkvwvm7kpde">
+            <w:hyperlink w:history="1" r:id="rIdnwliewxlbfzzfo8tsdqzt">
               <w:r>
                 <w:rPr>
                   <w:rFonts w:ascii="Arial" w:cs="Arial" w:eastAsia="Arial" w:hAnsi="Arial"/>
@@ -10890,7 +10890,7 @@
               <w:spacing w:after="10" w:before="0"/>
               <w:ind w:left="120"/>
             </w:pPr>
-            <w:hyperlink w:history="1" r:id="rIdyadst1u4ben5cvdnkulzu">
+            <w:hyperlink w:history="1" r:id="rIdvb2dzutooz-orv78t5g8e">
               <w:r>
                 <w:rPr>
                   <w:rFonts w:ascii="Arial" w:cs="Arial" w:eastAsia="Arial" w:hAnsi="Arial"/>
@@ -11415,7 +11415,7 @@
         </w:rPr>
         <w:t xml:space="preserve">© 2026 SeaVuria and ARES. Aligned with KICD objectives. Developed by SeaVuria; technical implementation by ARES (with AI assistance from Claude). Licensed under </w:t>
       </w:r>
-      <w:hyperlink w:history="1" r:id="rIddygwlgc6ggjasqgfwcdee">
+      <w:hyperlink w:history="1" r:id="rId_9l9i1urjeoq8jpskwno5">
         <w:r>
           <w:rPr>
             <w:rFonts w:ascii="Arial" w:cs="Arial" w:eastAsia="Arial" w:hAnsi="Arial"/>
@@ -11436,7 +11436,7 @@
         </w:rPr>
         <w:t xml:space="preserve"> (</w:t>
       </w:r>
-      <w:hyperlink w:history="1" r:id="rIdnyga-xu8nnpfrsvubhjgj">
+      <w:hyperlink w:history="1" r:id="rIdhgbuyii5e18ujsdesxsf7">
         <w:r>
           <w:rPr>
             <w:rFonts w:ascii="Arial" w:cs="Arial" w:eastAsia="Arial" w:hAnsi="Arial"/>
@@ -12476,7 +12476,7 @@
             <w:pPr>
               <w:spacing w:after="20" w:before="0"/>
             </w:pPr>
-            <w:hyperlink w:history="1" r:id="rIdj_jqe58vf7mx1grrssfh8">
+            <w:hyperlink w:history="1" r:id="rIdciqqok4r2yzevxo-pez9j">
               <w:r>
                 <w:rPr>
                   <w:rFonts w:ascii="Arial" w:cs="Arial" w:eastAsia="Arial" w:hAnsi="Arial"/>
@@ -12509,7 +12509,7 @@
               <w:spacing w:after="10" w:before="0"/>
               <w:ind w:left="120"/>
             </w:pPr>
-            <w:hyperlink w:history="1" r:id="rId_mqngb6mldqdhud36e3bp">
+            <w:hyperlink w:history="1" r:id="rIdhaecxfjaigy57vgjfeirf">
               <w:r>
                 <w:rPr>
                   <w:rFonts w:ascii="Arial" w:cs="Arial" w:eastAsia="Arial" w:hAnsi="Arial"/>
@@ -12554,7 +12554,7 @@
             <w:pPr>
               <w:spacing w:after="20" w:before="0"/>
             </w:pPr>
-            <w:hyperlink w:history="1" r:id="rIdw7hl9-td16nc8tezzgvq1">
+            <w:hyperlink w:history="1" r:id="rIdnfgabwtt7y_qdtd8o7fbn">
               <w:r>
                 <w:rPr>
                   <w:rFonts w:ascii="Arial" w:cs="Arial" w:eastAsia="Arial" w:hAnsi="Arial"/>
@@ -12587,7 +12587,7 @@
               <w:spacing w:after="10" w:before="0"/>
               <w:ind w:left="120"/>
             </w:pPr>
-            <w:hyperlink w:history="1" r:id="rIdqqusdrxgq6bxn29oe7oqh">
+            <w:hyperlink w:history="1" r:id="rIdiqetzllvu7fybaupe2ctt">
               <w:r>
                 <w:rPr>
                   <w:rFonts w:ascii="Arial" w:cs="Arial" w:eastAsia="Arial" w:hAnsi="Arial"/>
@@ -12787,7 +12787,7 @@
             <w:pPr>
               <w:spacing w:after="20" w:before="0"/>
             </w:pPr>
-            <w:hyperlink w:history="1" r:id="rIdqjwxeazcpe0fyw8oawagf">
+            <w:hyperlink w:history="1" r:id="rId1_r2ixbnyka-khh97jo8c">
               <w:r>
                 <w:rPr>
                   <w:rFonts w:ascii="Arial" w:cs="Arial" w:eastAsia="Arial" w:hAnsi="Arial"/>
@@ -12820,7 +12820,7 @@
               <w:spacing w:after="10" w:before="0"/>
               <w:ind w:left="120"/>
             </w:pPr>
-            <w:hyperlink w:history="1" r:id="rIdekflgvs5rra9cexfal-zb">
+            <w:hyperlink w:history="1" r:id="rIdzfjbqgqw1hcpxpwas38op">
               <w:r>
                 <w:rPr>
                   <w:rFonts w:ascii="Arial" w:cs="Arial" w:eastAsia="Arial" w:hAnsi="Arial"/>
@@ -12865,7 +12865,7 @@
             <w:pPr>
               <w:spacing w:after="20" w:before="0"/>
             </w:pPr>
-            <w:hyperlink w:history="1" r:id="rIdwca90k9iblcd_fg-tzolw">
+            <w:hyperlink w:history="1" r:id="rIdbofq63csd9igufyvql2dq">
               <w:r>
                 <w:rPr>
                   <w:rFonts w:ascii="Arial" w:cs="Arial" w:eastAsia="Arial" w:hAnsi="Arial"/>
@@ -12898,7 +12898,7 @@
               <w:spacing w:after="10" w:before="0"/>
               <w:ind w:left="120"/>
             </w:pPr>
-            <w:hyperlink w:history="1" r:id="rIdek33ehy_ikvd8b5kgu2wy">
+            <w:hyperlink w:history="1" r:id="rIdhjw0po9f3tr4t1latoeu6">
               <w:r>
                 <w:rPr>
                   <w:rFonts w:ascii="Arial" w:cs="Arial" w:eastAsia="Arial" w:hAnsi="Arial"/>
@@ -13098,7 +13098,7 @@
             <w:pPr>
               <w:spacing w:after="20" w:before="0"/>
             </w:pPr>
-            <w:hyperlink w:history="1" r:id="rIddgkhurxj7dgexyaplwgl_">
+            <w:hyperlink w:history="1" r:id="rIdbiutupw5gcge6i47_5d5-">
               <w:r>
                 <w:rPr>
                   <w:rFonts w:ascii="Arial" w:cs="Arial" w:eastAsia="Arial" w:hAnsi="Arial"/>
@@ -13131,7 +13131,7 @@
               <w:spacing w:after="10" w:before="0"/>
               <w:ind w:left="120"/>
             </w:pPr>
-            <w:hyperlink w:history="1" r:id="rId6abwabamlfmfywwna_ar7">
+            <w:hyperlink w:history="1" r:id="rIdftenyla_nzuk_sst3s3cp">
               <w:r>
                 <w:rPr>
                   <w:rFonts w:ascii="Arial" w:cs="Arial" w:eastAsia="Arial" w:hAnsi="Arial"/>
@@ -13176,7 +13176,7 @@
             <w:pPr>
               <w:spacing w:after="20" w:before="0"/>
             </w:pPr>
-            <w:hyperlink w:history="1" r:id="rIddfv-nzunaixfycsfvevq0">
+            <w:hyperlink w:history="1" r:id="rIdcendu8bc_ylzuivolpywm">
               <w:r>
                 <w:rPr>
                   <w:rFonts w:ascii="Arial" w:cs="Arial" w:eastAsia="Arial" w:hAnsi="Arial"/>
@@ -13209,7 +13209,7 @@
               <w:spacing w:after="10" w:before="0"/>
               <w:ind w:left="120"/>
             </w:pPr>
-            <w:hyperlink w:history="1" r:id="rIddlzaqefxhjxmvdgt0vt6r">
+            <w:hyperlink w:history="1" r:id="rIdy1povbo4c2ahtjjcd7dce">
               <w:r>
                 <w:rPr>
                   <w:rFonts w:ascii="Arial" w:cs="Arial" w:eastAsia="Arial" w:hAnsi="Arial"/>
@@ -13409,7 +13409,7 @@
             <w:pPr>
               <w:spacing w:after="20" w:before="0"/>
             </w:pPr>
-            <w:hyperlink w:history="1" r:id="rIddto39alyg6ebm_j8tetpi">
+            <w:hyperlink w:history="1" r:id="rIdv7rdt58koykqiuedpowmc">
               <w:r>
                 <w:rPr>
                   <w:rFonts w:ascii="Arial" w:cs="Arial" w:eastAsia="Arial" w:hAnsi="Arial"/>
@@ -13442,7 +13442,7 @@
               <w:spacing w:after="10" w:before="0"/>
               <w:ind w:left="120"/>
             </w:pPr>
-            <w:hyperlink w:history="1" r:id="rIdthzgsgom-knlfxtm_fnz0">
+            <w:hyperlink w:history="1" r:id="rIdknrgfbrhk85xguy_b9my7">
               <w:r>
                 <w:rPr>
                   <w:rFonts w:ascii="Arial" w:cs="Arial" w:eastAsia="Arial" w:hAnsi="Arial"/>
@@ -13487,7 +13487,7 @@
             <w:pPr>
               <w:spacing w:after="20" w:before="0"/>
             </w:pPr>
-            <w:hyperlink w:history="1" r:id="rIdznqh98elrwuxdlo21klui">
+            <w:hyperlink w:history="1" r:id="rIdaqdog18_80nzcxktabi-6">
               <w:r>
                 <w:rPr>
                   <w:rFonts w:ascii="Arial" w:cs="Arial" w:eastAsia="Arial" w:hAnsi="Arial"/>
@@ -13520,7 +13520,7 @@
               <w:spacing w:after="10" w:before="0"/>
               <w:ind w:left="120"/>
             </w:pPr>
-            <w:hyperlink w:history="1" r:id="rId1jszppnmt4lgcoskmgtnk">
+            <w:hyperlink w:history="1" r:id="rIdvojbhtczyldvaewtojznw">
               <w:r>
                 <w:rPr>
                   <w:rFonts w:ascii="Arial" w:cs="Arial" w:eastAsia="Arial" w:hAnsi="Arial"/>
@@ -13720,7 +13720,7 @@
             <w:pPr>
               <w:spacing w:after="20" w:before="0"/>
             </w:pPr>
-            <w:hyperlink w:history="1" r:id="rIdao3zstcowrsi5tnu00mlg">
+            <w:hyperlink w:history="1" r:id="rIdrzhzb4w82m-yclezmmazw">
               <w:r>
                 <w:rPr>
                   <w:rFonts w:ascii="Arial" w:cs="Arial" w:eastAsia="Arial" w:hAnsi="Arial"/>
@@ -13769,7 +13769,7 @@
               <w:spacing w:after="10" w:before="0"/>
               <w:ind w:left="120"/>
             </w:pPr>
-            <w:hyperlink w:history="1" r:id="rIdq0vym1syml1ori6fjecps">
+            <w:hyperlink w:history="1" r:id="rIdya132s5gnx_c4ztpeew2t">
               <w:r>
                 <w:rPr>
                   <w:rFonts w:ascii="Arial" w:cs="Arial" w:eastAsia="Arial" w:hAnsi="Arial"/>
@@ -13814,7 +13814,7 @@
             <w:pPr>
               <w:spacing w:after="20" w:before="0"/>
             </w:pPr>
-            <w:hyperlink w:history="1" r:id="rIdbgkhq3htqlfia7ugjzaov">
+            <w:hyperlink w:history="1" r:id="rIdxhozl9m7bkwd--ujsl68p">
               <w:r>
                 <w:rPr>
                   <w:rFonts w:ascii="Arial" w:cs="Arial" w:eastAsia="Arial" w:hAnsi="Arial"/>
@@ -13863,7 +13863,7 @@
               <w:spacing w:after="10" w:before="0"/>
               <w:ind w:left="120"/>
             </w:pPr>
-            <w:hyperlink w:history="1" r:id="rId2ztobjzweiffqerwnju4v">
+            <w:hyperlink w:history="1" r:id="rIdto8asu0bdtz13l3q0crop">
               <w:r>
                 <w:rPr>
                   <w:rFonts w:ascii="Arial" w:cs="Arial" w:eastAsia="Arial" w:hAnsi="Arial"/>
@@ -14388,7 +14388,7 @@
         </w:rPr>
         <w:t xml:space="preserve">© 2026 SeaVuria and ARES. Aligned with KICD objectives. Developed by SeaVuria; technical implementation by ARES (with AI assistance from Claude). Licensed under </w:t>
       </w:r>
-      <w:hyperlink w:history="1" r:id="rIdzegdgapmf0ld8d6dl4puo">
+      <w:hyperlink w:history="1" r:id="rIdryiid2zgihlmjntrulvyi">
         <w:r>
           <w:rPr>
             <w:rFonts w:ascii="Arial" w:cs="Arial" w:eastAsia="Arial" w:hAnsi="Arial"/>
@@ -14409,7 +14409,7 @@
         </w:rPr>
         <w:t xml:space="preserve"> (</w:t>
       </w:r>
-      <w:hyperlink w:history="1" r:id="rId3mnoukwknrut4yz2nsjsj">
+      <w:hyperlink w:history="1" r:id="rId_ti6op5tvwd9_xv54jvv6">
         <w:r>
           <w:rPr>
             <w:rFonts w:ascii="Arial" w:cs="Arial" w:eastAsia="Arial" w:hAnsi="Arial"/>
@@ -15449,7 +15449,7 @@
             <w:pPr>
               <w:spacing w:after="20" w:before="0"/>
             </w:pPr>
-            <w:hyperlink w:history="1" r:id="rIdnryacvgxscsvjznjbb_qm">
+            <w:hyperlink w:history="1" r:id="rIdwvkj3h189zxu4erdpxkxt">
               <w:r>
                 <w:rPr>
                   <w:rFonts w:ascii="Arial" w:cs="Arial" w:eastAsia="Arial" w:hAnsi="Arial"/>
@@ -15482,7 +15482,7 @@
               <w:spacing w:after="10" w:before="0"/>
               <w:ind w:left="120"/>
             </w:pPr>
-            <w:hyperlink w:history="1" r:id="rIdbgqf-oqhnjufw54flc5mr">
+            <w:hyperlink w:history="1" r:id="rId9u8zuzguz0muapkldxbrr">
               <w:r>
                 <w:rPr>
                   <w:rFonts w:ascii="Arial" w:cs="Arial" w:eastAsia="Arial" w:hAnsi="Arial"/>
@@ -15527,7 +15527,7 @@
             <w:pPr>
               <w:spacing w:after="20" w:before="0"/>
             </w:pPr>
-            <w:hyperlink w:history="1" r:id="rId_rpbsc80vvaht2qmvx5bu">
+            <w:hyperlink w:history="1" r:id="rIdduyusfcfmue6fcm4rvgz7">
               <w:r>
                 <w:rPr>
                   <w:rFonts w:ascii="Arial" w:cs="Arial" w:eastAsia="Arial" w:hAnsi="Arial"/>
@@ -15560,7 +15560,7 @@
               <w:spacing w:after="10" w:before="0"/>
               <w:ind w:left="120"/>
             </w:pPr>
-            <w:hyperlink w:history="1" r:id="rIdhzoftfmzxnc-qoe-0gusy">
+            <w:hyperlink w:history="1" r:id="rIduazlucm7bt2gnsy9ipzj6">
               <w:r>
                 <w:rPr>
                   <w:rFonts w:ascii="Arial" w:cs="Arial" w:eastAsia="Arial" w:hAnsi="Arial"/>
@@ -15760,7 +15760,7 @@
             <w:pPr>
               <w:spacing w:after="20" w:before="0"/>
             </w:pPr>
-            <w:hyperlink w:history="1" r:id="rIdiox7uh1sufkbwsold-htx">
+            <w:hyperlink w:history="1" r:id="rIdjdsefcohy9d3usizlpoy8">
               <w:r>
                 <w:rPr>
                   <w:rFonts w:ascii="Arial" w:cs="Arial" w:eastAsia="Arial" w:hAnsi="Arial"/>
@@ -15793,7 +15793,7 @@
               <w:spacing w:after="10" w:before="0"/>
               <w:ind w:left="120"/>
             </w:pPr>
-            <w:hyperlink w:history="1" r:id="rIdxsnroyvgjgkna6jpmyyxn">
+            <w:hyperlink w:history="1" r:id="rIduzaoo8vm_rkoyhdnux1zt">
               <w:r>
                 <w:rPr>
                   <w:rFonts w:ascii="Arial" w:cs="Arial" w:eastAsia="Arial" w:hAnsi="Arial"/>
@@ -15838,7 +15838,7 @@
             <w:pPr>
               <w:spacing w:after="20" w:before="0"/>
             </w:pPr>
-            <w:hyperlink w:history="1" r:id="rIdntnlrb_lpfqoz7al5uzkd">
+            <w:hyperlink w:history="1" r:id="rIddilci9zc6wyicgwmxxdwq">
               <w:r>
                 <w:rPr>
                   <w:rFonts w:ascii="Arial" w:cs="Arial" w:eastAsia="Arial" w:hAnsi="Arial"/>
@@ -15871,7 +15871,7 @@
               <w:spacing w:after="10" w:before="0"/>
               <w:ind w:left="120"/>
             </w:pPr>
-            <w:hyperlink w:history="1" r:id="rIdlmnfhd2hrwxgja0njzm-l">
+            <w:hyperlink w:history="1" r:id="rIdrvsyoi-lhswobpapzk2id">
               <w:r>
                 <w:rPr>
                   <w:rFonts w:ascii="Arial" w:cs="Arial" w:eastAsia="Arial" w:hAnsi="Arial"/>
@@ -16071,7 +16071,7 @@
             <w:pPr>
               <w:spacing w:after="20" w:before="0"/>
             </w:pPr>
-            <w:hyperlink w:history="1" r:id="rId0sdu1rhcngwz7twm8hhm7">
+            <w:hyperlink w:history="1" r:id="rIdjaarq-qe5oqnmwllwung3">
               <w:r>
                 <w:rPr>
                   <w:rFonts w:ascii="Arial" w:cs="Arial" w:eastAsia="Arial" w:hAnsi="Arial"/>
@@ -16104,7 +16104,7 @@
               <w:spacing w:after="10" w:before="0"/>
               <w:ind w:left="120"/>
             </w:pPr>
-            <w:hyperlink w:history="1" r:id="rIdulwqs_gtrzmfwu82p2hvw">
+            <w:hyperlink w:history="1" r:id="rId9lw_feqggzf3ymy9vgyft">
               <w:r>
                 <w:rPr>
                   <w:rFonts w:ascii="Arial" w:cs="Arial" w:eastAsia="Arial" w:hAnsi="Arial"/>
@@ -16149,7 +16149,7 @@
             <w:pPr>
               <w:spacing w:after="20" w:before="0"/>
             </w:pPr>
-            <w:hyperlink w:history="1" r:id="rId0bv5xhxx7ll7y-shsimew">
+            <w:hyperlink w:history="1" r:id="rIdmwyosj7nk1svotoskhy9k">
               <w:r>
                 <w:rPr>
                   <w:rFonts w:ascii="Arial" w:cs="Arial" w:eastAsia="Arial" w:hAnsi="Arial"/>
@@ -16182,7 +16182,7 @@
               <w:spacing w:after="10" w:before="0"/>
               <w:ind w:left="120"/>
             </w:pPr>
-            <w:hyperlink w:history="1" r:id="rIdoiz3xsqenqxbafi8v3jmd">
+            <w:hyperlink w:history="1" r:id="rIdsbsahhhqx9xf9g8hor2ok">
               <w:r>
                 <w:rPr>
                   <w:rFonts w:ascii="Arial" w:cs="Arial" w:eastAsia="Arial" w:hAnsi="Arial"/>
@@ -16382,7 +16382,7 @@
             <w:pPr>
               <w:spacing w:after="20" w:before="0"/>
             </w:pPr>
-            <w:hyperlink w:history="1" r:id="rIdz0szc8wj48wtwvcygu0vf">
+            <w:hyperlink w:history="1" r:id="rIdnmnmtbogwsy1jc5x5ncqh">
               <w:r>
                 <w:rPr>
                   <w:rFonts w:ascii="Arial" w:cs="Arial" w:eastAsia="Arial" w:hAnsi="Arial"/>
@@ -16415,7 +16415,7 @@
               <w:spacing w:after="10" w:before="0"/>
               <w:ind w:left="120"/>
             </w:pPr>
-            <w:hyperlink w:history="1" r:id="rIdnotqjtrhsue2xvruwrazh">
+            <w:hyperlink w:history="1" r:id="rIdmw0lzipbjt1pgfurt2fyg">
               <w:r>
                 <w:rPr>
                   <w:rFonts w:ascii="Arial" w:cs="Arial" w:eastAsia="Arial" w:hAnsi="Arial"/>
@@ -16460,7 +16460,7 @@
             <w:pPr>
               <w:spacing w:after="20" w:before="0"/>
             </w:pPr>
-            <w:hyperlink w:history="1" r:id="rIdbv5noezpttelqim3svpfx">
+            <w:hyperlink w:history="1" r:id="rIdpgygiimpzql4ily4ezygf">
               <w:r>
                 <w:rPr>
                   <w:rFonts w:ascii="Arial" w:cs="Arial" w:eastAsia="Arial" w:hAnsi="Arial"/>
@@ -16493,7 +16493,7 @@
               <w:spacing w:after="10" w:before="0"/>
               <w:ind w:left="120"/>
             </w:pPr>
-            <w:hyperlink w:history="1" r:id="rIdr5cegqqv-fo-p4hf25mp7">
+            <w:hyperlink w:history="1" r:id="rIdexgw7yyawzqjg4zkf6jcp">
               <w:r>
                 <w:rPr>
                   <w:rFonts w:ascii="Arial" w:cs="Arial" w:eastAsia="Arial" w:hAnsi="Arial"/>
@@ -16693,7 +16693,7 @@
             <w:pPr>
               <w:spacing w:after="20" w:before="0"/>
             </w:pPr>
-            <w:hyperlink w:history="1" r:id="rIdegyzunjg9iqaxmgesqvvr">
+            <w:hyperlink w:history="1" r:id="rIdau-jprgidm-cjbpzanl0p">
               <w:r>
                 <w:rPr>
                   <w:rFonts w:ascii="Arial" w:cs="Arial" w:eastAsia="Arial" w:hAnsi="Arial"/>
@@ -16726,7 +16726,7 @@
               <w:spacing w:after="10" w:before="0"/>
               <w:ind w:left="120"/>
             </w:pPr>
-            <w:hyperlink w:history="1" r:id="rId-rj9m3ba1ia2ksnqozp0m">
+            <w:hyperlink w:history="1" r:id="rIdht1eep26frmfqmhowqx7q">
               <w:r>
                 <w:rPr>
                   <w:rFonts w:ascii="Arial" w:cs="Arial" w:eastAsia="Arial" w:hAnsi="Arial"/>
@@ -16771,7 +16771,7 @@
             <w:pPr>
               <w:spacing w:after="20" w:before="0"/>
             </w:pPr>
-            <w:hyperlink w:history="1" r:id="rIdgnztbmhyacherfu-pn0zk">
+            <w:hyperlink w:history="1" r:id="rIdamj6qc3pitrqf5_bvb7qh">
               <w:r>
                 <w:rPr>
                   <w:rFonts w:ascii="Arial" w:cs="Arial" w:eastAsia="Arial" w:hAnsi="Arial"/>
@@ -16820,7 +16820,7 @@
               <w:spacing w:after="10" w:before="0"/>
               <w:ind w:left="120"/>
             </w:pPr>
-            <w:hyperlink w:history="1" r:id="rIdm4-g0okyrdojirafu_szk">
+            <w:hyperlink w:history="1" r:id="rIdtag8wn3wmzjpcvx3kvep5">
               <w:r>
                 <w:rPr>
                   <w:rFonts w:ascii="Arial" w:cs="Arial" w:eastAsia="Arial" w:hAnsi="Arial"/>
@@ -17345,7 +17345,7 @@
         </w:rPr>
         <w:t xml:space="preserve">© 2026 SeaVuria and ARES. Aligned with KICD objectives. Developed by SeaVuria; technical implementation by ARES (with AI assistance from Claude). Licensed under </w:t>
       </w:r>
-      <w:hyperlink w:history="1" r:id="rIddp2nfbwupw1xkhx_b2jvl">
+      <w:hyperlink w:history="1" r:id="rIduqrruua5o5n074npti43i">
         <w:r>
           <w:rPr>
             <w:rFonts w:ascii="Arial" w:cs="Arial" w:eastAsia="Arial" w:hAnsi="Arial"/>
@@ -17366,7 +17366,7 @@
         </w:rPr>
         <w:t xml:space="preserve"> (</w:t>
       </w:r>
-      <w:hyperlink w:history="1" r:id="rIdbxu7-rv-dsqv2sn94jkqs">
+      <w:hyperlink w:history="1" r:id="rIdqafftmyykrmmikqvlpaxm">
         <w:r>
           <w:rPr>
             <w:rFonts w:ascii="Arial" w:cs="Arial" w:eastAsia="Arial" w:hAnsi="Arial"/>
@@ -18406,7 +18406,7 @@
             <w:pPr>
               <w:spacing w:after="20" w:before="0"/>
             </w:pPr>
-            <w:hyperlink w:history="1" r:id="rIdrytxtipyium2zgie6beqm">
+            <w:hyperlink w:history="1" r:id="rIdrat8t37ual7c9urbme7t_">
               <w:r>
                 <w:rPr>
                   <w:rFonts w:ascii="Arial" w:cs="Arial" w:eastAsia="Arial" w:hAnsi="Arial"/>
@@ -18439,7 +18439,7 @@
               <w:spacing w:after="10" w:before="0"/>
               <w:ind w:left="120"/>
             </w:pPr>
-            <w:hyperlink w:history="1" r:id="rIdxmljebmo_dgqharusn5dq">
+            <w:hyperlink w:history="1" r:id="rIdvwqr72cccoxfcrj2umdkk">
               <w:r>
                 <w:rPr>
                   <w:rFonts w:ascii="Arial" w:cs="Arial" w:eastAsia="Arial" w:hAnsi="Arial"/>
@@ -18484,7 +18484,7 @@
             <w:pPr>
               <w:spacing w:after="20" w:before="0"/>
             </w:pPr>
-            <w:hyperlink w:history="1" r:id="rIdrrjarj6qqtigvchn7uqkz">
+            <w:hyperlink w:history="1" r:id="rIdo_zxrtv12-ok9nd-8hbkv">
               <w:r>
                 <w:rPr>
                   <w:rFonts w:ascii="Arial" w:cs="Arial" w:eastAsia="Arial" w:hAnsi="Arial"/>
@@ -18533,7 +18533,7 @@
               <w:spacing w:after="10" w:before="0"/>
               <w:ind w:left="120"/>
             </w:pPr>
-            <w:hyperlink w:history="1" r:id="rIdwxf51esnazz7b0u3jnq0u">
+            <w:hyperlink w:history="1" r:id="rIdddosv1x6ykv82naqgsz3q">
               <w:r>
                 <w:rPr>
                   <w:rFonts w:ascii="Arial" w:cs="Arial" w:eastAsia="Arial" w:hAnsi="Arial"/>
@@ -18733,7 +18733,7 @@
             <w:pPr>
               <w:spacing w:after="20" w:before="0"/>
             </w:pPr>
-            <w:hyperlink w:history="1" r:id="rIdizhngmiheo5yv2obfxh47">
+            <w:hyperlink w:history="1" r:id="rIdi_u-gutswto8dvokaowxp">
               <w:r>
                 <w:rPr>
                   <w:rFonts w:ascii="Arial" w:cs="Arial" w:eastAsia="Arial" w:hAnsi="Arial"/>
@@ -18766,7 +18766,7 @@
               <w:spacing w:after="10" w:before="0"/>
               <w:ind w:left="120"/>
             </w:pPr>
-            <w:hyperlink w:history="1" r:id="rIdz_6eja86felrgcxwp5hdm">
+            <w:hyperlink w:history="1" r:id="rIdeoelwjbuvg_2joyv4etll">
               <w:r>
                 <w:rPr>
                   <w:rFonts w:ascii="Arial" w:cs="Arial" w:eastAsia="Arial" w:hAnsi="Arial"/>
@@ -18811,7 +18811,7 @@
             <w:pPr>
               <w:spacing w:after="20" w:before="0"/>
             </w:pPr>
-            <w:hyperlink w:history="1" r:id="rIdz0wdmbdqgqb5oes9ahik_">
+            <w:hyperlink w:history="1" r:id="rIdr2zgo64sfc_n6uolbbfki">
               <w:r>
                 <w:rPr>
                   <w:rFonts w:ascii="Arial" w:cs="Arial" w:eastAsia="Arial" w:hAnsi="Arial"/>
@@ -18860,7 +18860,7 @@
               <w:spacing w:after="10" w:before="0"/>
               <w:ind w:left="120"/>
             </w:pPr>
-            <w:hyperlink w:history="1" r:id="rIdjajt__cyxkuh8_v8tych-">
+            <w:hyperlink w:history="1" r:id="rIdrfrzlxx4zqkmuywwnzif7">
               <w:r>
                 <w:rPr>
                   <w:rFonts w:ascii="Arial" w:cs="Arial" w:eastAsia="Arial" w:hAnsi="Arial"/>
@@ -19060,7 +19060,7 @@
             <w:pPr>
               <w:spacing w:after="20" w:before="0"/>
             </w:pPr>
-            <w:hyperlink w:history="1" r:id="rIdzn78t_rp7me0fi019i_vz">
+            <w:hyperlink w:history="1" r:id="rId1heeoudzee51_5rvjnq_v">
               <w:r>
                 <w:rPr>
                   <w:rFonts w:ascii="Arial" w:cs="Arial" w:eastAsia="Arial" w:hAnsi="Arial"/>
@@ -19109,7 +19109,7 @@
               <w:spacing w:after="10" w:before="0"/>
               <w:ind w:left="120"/>
             </w:pPr>
-            <w:hyperlink w:history="1" r:id="rIdpl-nbyuhqukiaiqlle-dz">
+            <w:hyperlink w:history="1" r:id="rIdufuq-oiphayrn6ow2kv33">
               <w:r>
                 <w:rPr>
                   <w:rFonts w:ascii="Arial" w:cs="Arial" w:eastAsia="Arial" w:hAnsi="Arial"/>
@@ -19154,7 +19154,7 @@
             <w:pPr>
               <w:spacing w:after="20" w:before="0"/>
             </w:pPr>
-            <w:hyperlink w:history="1" r:id="rIdhapsvufts_tacc1_ly5zo">
+            <w:hyperlink w:history="1" r:id="rId0nlo7yqk-jahmfb80i52i">
               <w:r>
                 <w:rPr>
                   <w:rFonts w:ascii="Arial" w:cs="Arial" w:eastAsia="Arial" w:hAnsi="Arial"/>
@@ -19203,7 +19203,7 @@
               <w:spacing w:after="10" w:before="0"/>
               <w:ind w:left="120"/>
             </w:pPr>
-            <w:hyperlink w:history="1" r:id="rId1y6gkhmy7zo8eltc65om7">
+            <w:hyperlink w:history="1" r:id="rIdbbezecvmkckvatpwuvfq2">
               <w:r>
                 <w:rPr>
                   <w:rFonts w:ascii="Arial" w:cs="Arial" w:eastAsia="Arial" w:hAnsi="Arial"/>
@@ -19403,7 +19403,7 @@
             <w:pPr>
               <w:spacing w:after="20" w:before="0"/>
             </w:pPr>
-            <w:hyperlink w:history="1" r:id="rIdq05lus1_ynl3ecxdub_du">
+            <w:hyperlink w:history="1" r:id="rIdqrsjp_supub5ph-51lxyr">
               <w:r>
                 <w:rPr>
                   <w:rFonts w:ascii="Arial" w:cs="Arial" w:eastAsia="Arial" w:hAnsi="Arial"/>
@@ -19452,7 +19452,7 @@
               <w:spacing w:after="10" w:before="0"/>
               <w:ind w:left="120"/>
             </w:pPr>
-            <w:hyperlink w:history="1" r:id="rId40oxpypsww-2mswqicw_j">
+            <w:hyperlink w:history="1" r:id="rIdr542uv-pgwy6clac3g9w1">
               <w:r>
                 <w:rPr>
                   <w:rFonts w:ascii="Arial" w:cs="Arial" w:eastAsia="Arial" w:hAnsi="Arial"/>
@@ -19497,7 +19497,7 @@
             <w:pPr>
               <w:spacing w:after="20" w:before="0"/>
             </w:pPr>
-            <w:hyperlink w:history="1" r:id="rIdyavytutvdnpeq2efbinpj">
+            <w:hyperlink w:history="1" r:id="rIdbdy3jbnp6mpgw0nljy3kk">
               <w:r>
                 <w:rPr>
                   <w:rFonts w:ascii="Arial" w:cs="Arial" w:eastAsia="Arial" w:hAnsi="Arial"/>
@@ -19546,7 +19546,7 @@
               <w:spacing w:after="10" w:before="0"/>
               <w:ind w:left="120"/>
             </w:pPr>
-            <w:hyperlink w:history="1" r:id="rId2442sjqm6oboigc9ubxlo">
+            <w:hyperlink w:history="1" r:id="rId2vksb9c8hbac5aq68ezlv">
               <w:r>
                 <w:rPr>
                   <w:rFonts w:ascii="Arial" w:cs="Arial" w:eastAsia="Arial" w:hAnsi="Arial"/>
@@ -19746,7 +19746,7 @@
             <w:pPr>
               <w:spacing w:after="20" w:before="0"/>
             </w:pPr>
-            <w:hyperlink w:history="1" r:id="rIdejr13qd27evm2j6szbchc">
+            <w:hyperlink w:history="1" r:id="rIdqsn1u0ogea5s1hadaf3y7">
               <w:r>
                 <w:rPr>
                   <w:rFonts w:ascii="Arial" w:cs="Arial" w:eastAsia="Arial" w:hAnsi="Arial"/>
@@ -19795,7 +19795,7 @@
               <w:spacing w:after="10" w:before="0"/>
               <w:ind w:left="120"/>
             </w:pPr>
-            <w:hyperlink w:history="1" r:id="rIdgsx6apx1ioitszkgd4kl7">
+            <w:hyperlink w:history="1" r:id="rId3aopglnvojnql0qcxvk3z">
               <w:r>
                 <w:rPr>
                   <w:rFonts w:ascii="Arial" w:cs="Arial" w:eastAsia="Arial" w:hAnsi="Arial"/>
@@ -19840,7 +19840,7 @@
             <w:pPr>
               <w:spacing w:after="20" w:before="0"/>
             </w:pPr>
-            <w:hyperlink w:history="1" r:id="rIdkduvfryvdlbe1os_udrme">
+            <w:hyperlink w:history="1" r:id="rIdbdr_07whv7aqot_kicsbd">
               <w:r>
                 <w:rPr>
                   <w:rFonts w:ascii="Arial" w:cs="Arial" w:eastAsia="Arial" w:hAnsi="Arial"/>
@@ -19889,7 +19889,7 @@
               <w:spacing w:after="10" w:before="0"/>
               <w:ind w:left="120"/>
             </w:pPr>
-            <w:hyperlink w:history="1" r:id="rId3qynaqqxm05lgcasmizsy">
+            <w:hyperlink w:history="1" r:id="rIdd-g-as3cqioi95ghed6i7">
               <w:r>
                 <w:rPr>
                   <w:rFonts w:ascii="Arial" w:cs="Arial" w:eastAsia="Arial" w:hAnsi="Arial"/>
@@ -20414,7 +20414,7 @@
         </w:rPr>
         <w:t xml:space="preserve">© 2026 SeaVuria and ARES. Aligned with KICD objectives. Developed by SeaVuria; technical implementation by ARES (with AI assistance from Claude). Licensed under </w:t>
       </w:r>
-      <w:hyperlink w:history="1" r:id="rIdwcmnq1xyip8fpmev0s0vm">
+      <w:hyperlink w:history="1" r:id="rIdloha1h_y5rjteujk7qyjf">
         <w:r>
           <w:rPr>
             <w:rFonts w:ascii="Arial" w:cs="Arial" w:eastAsia="Arial" w:hAnsi="Arial"/>
@@ -20435,7 +20435,7 @@
         </w:rPr>
         <w:t xml:space="preserve"> (</w:t>
       </w:r>
-      <w:hyperlink w:history="1" r:id="rIdxzg0ekhvonh_gyesoslmm">
+      <w:hyperlink w:history="1" r:id="rIdridw7lspk6uzp9zwalra3">
         <w:r>
           <w:rPr>
             <w:rFonts w:ascii="Arial" w:cs="Arial" w:eastAsia="Arial" w:hAnsi="Arial"/>
@@ -21475,7 +21475,7 @@
             <w:pPr>
               <w:spacing w:after="20" w:before="0"/>
             </w:pPr>
-            <w:hyperlink w:history="1" r:id="rIduxvobfrtd5lgoo2zikwex">
+            <w:hyperlink w:history="1" r:id="rIddilrvkemaeosh_jd7cv0w">
               <w:r>
                 <w:rPr>
                   <w:rFonts w:ascii="Arial" w:cs="Arial" w:eastAsia="Arial" w:hAnsi="Arial"/>
@@ -21508,7 +21508,7 @@
               <w:spacing w:after="10" w:before="0"/>
               <w:ind w:left="120"/>
             </w:pPr>
-            <w:hyperlink w:history="1" r:id="rIdpwtjcdcvheng0-39zq7b5">
+            <w:hyperlink w:history="1" r:id="rIdzms1_e-8mnklfmy0quohk">
               <w:r>
                 <w:rPr>
                   <w:rFonts w:ascii="Arial" w:cs="Arial" w:eastAsia="Arial" w:hAnsi="Arial"/>
@@ -21553,7 +21553,7 @@
             <w:pPr>
               <w:spacing w:after="20" w:before="0"/>
             </w:pPr>
-            <w:hyperlink w:history="1" r:id="rId1mbpy4uofvfy8w43drx9v">
+            <w:hyperlink w:history="1" r:id="rIdx4yysh5fa_lbpz8ihx9t1">
               <w:r>
                 <w:rPr>
                   <w:rFonts w:ascii="Arial" w:cs="Arial" w:eastAsia="Arial" w:hAnsi="Arial"/>
@@ -21586,7 +21586,7 @@
               <w:spacing w:after="10" w:before="0"/>
               <w:ind w:left="120"/>
             </w:pPr>
-            <w:hyperlink w:history="1" r:id="rIdzavil95c6572vq5swb_-y">
+            <w:hyperlink w:history="1" r:id="rIdbyfjdoin6dtw1ycksyl80">
               <w:r>
                 <w:rPr>
                   <w:rFonts w:ascii="Arial" w:cs="Arial" w:eastAsia="Arial" w:hAnsi="Arial"/>
@@ -21786,7 +21786,7 @@
             <w:pPr>
               <w:spacing w:after="20" w:before="0"/>
             </w:pPr>
-            <w:hyperlink w:history="1" r:id="rIdarcbejlgdrbem_9vouein">
+            <w:hyperlink w:history="1" r:id="rIdhqjryffcbnpvocqyg6yxw">
               <w:r>
                 <w:rPr>
                   <w:rFonts w:ascii="Arial" w:cs="Arial" w:eastAsia="Arial" w:hAnsi="Arial"/>
@@ -21819,7 +21819,7 @@
               <w:spacing w:after="10" w:before="0"/>
               <w:ind w:left="120"/>
             </w:pPr>
-            <w:hyperlink w:history="1" r:id="rIdtq2oijfvj8vtzajw_ltag">
+            <w:hyperlink w:history="1" r:id="rIdvork9x9pbggltxn0yqr_3">
               <w:r>
                 <w:rPr>
                   <w:rFonts w:ascii="Arial" w:cs="Arial" w:eastAsia="Arial" w:hAnsi="Arial"/>
@@ -21864,7 +21864,7 @@
             <w:pPr>
               <w:spacing w:after="20" w:before="0"/>
             </w:pPr>
-            <w:hyperlink w:history="1" r:id="rIdhlg64t8igm4dnw_7d9qnj">
+            <w:hyperlink w:history="1" r:id="rId0vu2yuojq2grl7m7xgqoa">
               <w:r>
                 <w:rPr>
                   <w:rFonts w:ascii="Arial" w:cs="Arial" w:eastAsia="Arial" w:hAnsi="Arial"/>
@@ -21897,7 +21897,7 @@
               <w:spacing w:after="10" w:before="0"/>
               <w:ind w:left="120"/>
             </w:pPr>
-            <w:hyperlink w:history="1" r:id="rIdmenhmwufisuxifx8zcfce">
+            <w:hyperlink w:history="1" r:id="rIdigqc8eaze3y5rs0l3avud">
               <w:r>
                 <w:rPr>
                   <w:rFonts w:ascii="Arial" w:cs="Arial" w:eastAsia="Arial" w:hAnsi="Arial"/>
@@ -22097,7 +22097,7 @@
             <w:pPr>
               <w:spacing w:after="20" w:before="0"/>
             </w:pPr>
-            <w:hyperlink w:history="1" r:id="rIdnwirrhc1wzyfizmhf2ywp">
+            <w:hyperlink w:history="1" r:id="rIdyn2hckixzrl8i4k9xybnp">
               <w:r>
                 <w:rPr>
                   <w:rFonts w:ascii="Arial" w:cs="Arial" w:eastAsia="Arial" w:hAnsi="Arial"/>
@@ -22146,7 +22146,7 @@
               <w:spacing w:after="10" w:before="0"/>
               <w:ind w:left="120"/>
             </w:pPr>
-            <w:hyperlink w:history="1" r:id="rIdocs1w-c5gqlu4gwqc2i95">
+            <w:hyperlink w:history="1" r:id="rIdvnqatelgctf0u-pzjbh0y">
               <w:r>
                 <w:rPr>
                   <w:rFonts w:ascii="Arial" w:cs="Arial" w:eastAsia="Arial" w:hAnsi="Arial"/>
@@ -22191,7 +22191,7 @@
             <w:pPr>
               <w:spacing w:after="20" w:before="0"/>
             </w:pPr>
-            <w:hyperlink w:history="1" r:id="rIdfjl9knzvcxsqcbrkkyoyt">
+            <w:hyperlink w:history="1" r:id="rIdft8zgu4xhzdrjimu2ifpz">
               <w:r>
                 <w:rPr>
                   <w:rFonts w:ascii="Arial" w:cs="Arial" w:eastAsia="Arial" w:hAnsi="Arial"/>
@@ -22224,7 +22224,7 @@
               <w:spacing w:after="10" w:before="0"/>
               <w:ind w:left="120"/>
             </w:pPr>
-            <w:hyperlink w:history="1" r:id="rId0l2xnqobyv-iygrp-vtqk">
+            <w:hyperlink w:history="1" r:id="rIdlu6auwen91eop1d7zx_3l">
               <w:r>
                 <w:rPr>
                   <w:rFonts w:ascii="Arial" w:cs="Arial" w:eastAsia="Arial" w:hAnsi="Arial"/>
@@ -22424,7 +22424,7 @@
             <w:pPr>
               <w:spacing w:after="20" w:before="0"/>
             </w:pPr>
-            <w:hyperlink w:history="1" r:id="rIddwpxqtpwgy9-ril1le0ak">
+            <w:hyperlink w:history="1" r:id="rIdjhed6fbxmszoavkdi_510">
               <w:r>
                 <w:rPr>
                   <w:rFonts w:ascii="Arial" w:cs="Arial" w:eastAsia="Arial" w:hAnsi="Arial"/>
@@ -22473,7 +22473,7 @@
               <w:spacing w:after="10" w:before="0"/>
               <w:ind w:left="120"/>
             </w:pPr>
-            <w:hyperlink w:history="1" r:id="rIdyo1tfeyn_cdgyz-dltsto">
+            <w:hyperlink w:history="1" r:id="rIddkv7fv7oastqxiifumwf8">
               <w:r>
                 <w:rPr>
                   <w:rFonts w:ascii="Arial" w:cs="Arial" w:eastAsia="Arial" w:hAnsi="Arial"/>
@@ -22518,7 +22518,7 @@
             <w:pPr>
               <w:spacing w:after="20" w:before="0"/>
             </w:pPr>
-            <w:hyperlink w:history="1" r:id="rIdabnthpwvwrqzgndccbaen">
+            <w:hyperlink w:history="1" r:id="rIdjbkargsagicu0d6bzwgbu">
               <w:r>
                 <w:rPr>
                   <w:rFonts w:ascii="Arial" w:cs="Arial" w:eastAsia="Arial" w:hAnsi="Arial"/>
@@ -22551,7 +22551,7 @@
               <w:spacing w:after="10" w:before="0"/>
               <w:ind w:left="120"/>
             </w:pPr>
-            <w:hyperlink w:history="1" r:id="rIdpkmcdgk3x1h48orhs217w">
+            <w:hyperlink w:history="1" r:id="rIdbpuqfnnnafcdow5hhp_g6">
               <w:r>
                 <w:rPr>
                   <w:rFonts w:ascii="Arial" w:cs="Arial" w:eastAsia="Arial" w:hAnsi="Arial"/>
@@ -22751,7 +22751,7 @@
             <w:pPr>
               <w:spacing w:after="20" w:before="0"/>
             </w:pPr>
-            <w:hyperlink w:history="1" r:id="rIdbqzcq8dzv9t2abivs8jyl">
+            <w:hyperlink w:history="1" r:id="rIdwdyb0wkz6amkc2dypnhjx">
               <w:r>
                 <w:rPr>
                   <w:rFonts w:ascii="Arial" w:cs="Arial" w:eastAsia="Arial" w:hAnsi="Arial"/>
@@ -22800,7 +22800,7 @@
               <w:spacing w:after="10" w:before="0"/>
               <w:ind w:left="120"/>
             </w:pPr>
-            <w:hyperlink w:history="1" r:id="rId0ymid0stfzu6_zft2z_41">
+            <w:hyperlink w:history="1" r:id="rId_03q9q20spmivszwyz0kf">
               <w:r>
                 <w:rPr>
                   <w:rFonts w:ascii="Arial" w:cs="Arial" w:eastAsia="Arial" w:hAnsi="Arial"/>
@@ -22845,7 +22845,7 @@
             <w:pPr>
               <w:spacing w:after="20" w:before="0"/>
             </w:pPr>
-            <w:hyperlink w:history="1" r:id="rId8zk-3cnk2pixxxbu8mewk">
+            <w:hyperlink w:history="1" r:id="rIdcopyqhn2aakbzumqdj2we">
               <w:r>
                 <w:rPr>
                   <w:rFonts w:ascii="Arial" w:cs="Arial" w:eastAsia="Arial" w:hAnsi="Arial"/>
@@ -22894,7 +22894,7 @@
               <w:spacing w:after="10" w:before="0"/>
               <w:ind w:left="120"/>
             </w:pPr>
-            <w:hyperlink w:history="1" r:id="rIdhdg--epnbxdqn6hi5y2-v">
+            <w:hyperlink w:history="1" r:id="rIdx1y56sj1j4k1hkha_b4s9">
               <w:r>
                 <w:rPr>
                   <w:rFonts w:ascii="Arial" w:cs="Arial" w:eastAsia="Arial" w:hAnsi="Arial"/>
@@ -23419,7 +23419,7 @@
         </w:rPr>
         <w:t xml:space="preserve">© 2026 SeaVuria and ARES. Aligned with KICD objectives. Developed by SeaVuria; technical implementation by ARES (with AI assistance from Claude). Licensed under </w:t>
       </w:r>
-      <w:hyperlink w:history="1" r:id="rIdlsbv6cpxvqzo0imkilm4f">
+      <w:hyperlink w:history="1" r:id="rId8jgu_osx5rkzum0twdys0">
         <w:r>
           <w:rPr>
             <w:rFonts w:ascii="Arial" w:cs="Arial" w:eastAsia="Arial" w:hAnsi="Arial"/>
@@ -23440,7 +23440,7 @@
         </w:rPr>
         <w:t xml:space="preserve"> (</w:t>
       </w:r>
-      <w:hyperlink w:history="1" r:id="rId7tnqsgleykbgdvqlhxn8y">
+      <w:hyperlink w:history="1" r:id="rIdq3uf4f0jpn4wuicqwwbuf">
         <w:r>
           <w:rPr>
             <w:rFonts w:ascii="Arial" w:cs="Arial" w:eastAsia="Arial" w:hAnsi="Arial"/>
@@ -24480,7 +24480,7 @@
             <w:pPr>
               <w:spacing w:after="20" w:before="0"/>
             </w:pPr>
-            <w:hyperlink w:history="1" r:id="rIdjdv5mqb98lek76tremqtj">
+            <w:hyperlink w:history="1" r:id="rIdqiafgbpqy7pq6lfaljpbp">
               <w:r>
                 <w:rPr>
                   <w:rFonts w:ascii="Arial" w:cs="Arial" w:eastAsia="Arial" w:hAnsi="Arial"/>
@@ -24513,7 +24513,7 @@
               <w:spacing w:after="10" w:before="0"/>
               <w:ind w:left="120"/>
             </w:pPr>
-            <w:hyperlink w:history="1" r:id="rIdscd0oarnqaf_mazynj3aq">
+            <w:hyperlink w:history="1" r:id="rIdhzydk-uk89ogr4zfxlwhf">
               <w:r>
                 <w:rPr>
                   <w:rFonts w:ascii="Arial" w:cs="Arial" w:eastAsia="Arial" w:hAnsi="Arial"/>
@@ -24558,7 +24558,7 @@
             <w:pPr>
               <w:spacing w:after="20" w:before="0"/>
             </w:pPr>
-            <w:hyperlink w:history="1" r:id="rIdbt5c0z1z4jra4fgmd45fm">
+            <w:hyperlink w:history="1" r:id="rId0jztarmpvepynu-at5dnq">
               <w:r>
                 <w:rPr>
                   <w:rFonts w:ascii="Arial" w:cs="Arial" w:eastAsia="Arial" w:hAnsi="Arial"/>
@@ -24591,7 +24591,7 @@
               <w:spacing w:after="10" w:before="0"/>
               <w:ind w:left="120"/>
             </w:pPr>
-            <w:hyperlink w:history="1" r:id="rIdww8vsqse-x7phupnvvqgi">
+            <w:hyperlink w:history="1" r:id="rId4y_ohna6hzqneubmxjd8v">
               <w:r>
                 <w:rPr>
                   <w:rFonts w:ascii="Arial" w:cs="Arial" w:eastAsia="Arial" w:hAnsi="Arial"/>
@@ -24791,7 +24791,7 @@
             <w:pPr>
               <w:spacing w:after="20" w:before="0"/>
             </w:pPr>
-            <w:hyperlink w:history="1" r:id="rIdx9ko1n3cz5a4eydphlhkd">
+            <w:hyperlink w:history="1" r:id="rId9kkr3ocvb948zu1xbsl6w">
               <w:r>
                 <w:rPr>
                   <w:rFonts w:ascii="Arial" w:cs="Arial" w:eastAsia="Arial" w:hAnsi="Arial"/>
@@ -24824,7 +24824,7 @@
               <w:spacing w:after="10" w:before="0"/>
               <w:ind w:left="120"/>
             </w:pPr>
-            <w:hyperlink w:history="1" r:id="rIdjww--kxor63coeszuudbn">
+            <w:hyperlink w:history="1" r:id="rIdfnowapsx_hyostrpztze2">
               <w:r>
                 <w:rPr>
                   <w:rFonts w:ascii="Arial" w:cs="Arial" w:eastAsia="Arial" w:hAnsi="Arial"/>
@@ -24869,7 +24869,7 @@
             <w:pPr>
               <w:spacing w:after="20" w:before="0"/>
             </w:pPr>
-            <w:hyperlink w:history="1" r:id="rId0cjr86myugia-nc6a_mso">
+            <w:hyperlink w:history="1" r:id="rIdfj77ynumhbfp1ddjubceh">
               <w:r>
                 <w:rPr>
                   <w:rFonts w:ascii="Arial" w:cs="Arial" w:eastAsia="Arial" w:hAnsi="Arial"/>
@@ -24902,7 +24902,7 @@
               <w:spacing w:after="10" w:before="0"/>
               <w:ind w:left="120"/>
             </w:pPr>
-            <w:hyperlink w:history="1" r:id="rIdkhrdfbjzmh-qjh9sohvjj">
+            <w:hyperlink w:history="1" r:id="rIdr__ue-spkpwqe7atoadxp">
               <w:r>
                 <w:rPr>
                   <w:rFonts w:ascii="Arial" w:cs="Arial" w:eastAsia="Arial" w:hAnsi="Arial"/>
@@ -25102,7 +25102,7 @@
             <w:pPr>
               <w:spacing w:after="20" w:before="0"/>
             </w:pPr>
-            <w:hyperlink w:history="1" r:id="rIduj8f1olcbuppeywevrqz0">
+            <w:hyperlink w:history="1" r:id="rId5lml6j4xfriuttfk4x_vh">
               <w:r>
                 <w:rPr>
                   <w:rFonts w:ascii="Arial" w:cs="Arial" w:eastAsia="Arial" w:hAnsi="Arial"/>
@@ -25135,7 +25135,7 @@
               <w:spacing w:after="10" w:before="0"/>
               <w:ind w:left="120"/>
             </w:pPr>
-            <w:hyperlink w:history="1" r:id="rIdfckx-7folggchkwc7dzod">
+            <w:hyperlink w:history="1" r:id="rId6mgtbn30a0k7mdujxcd0_">
               <w:r>
                 <w:rPr>
                   <w:rFonts w:ascii="Arial" w:cs="Arial" w:eastAsia="Arial" w:hAnsi="Arial"/>
@@ -25180,7 +25180,7 @@
             <w:pPr>
               <w:spacing w:after="20" w:before="0"/>
             </w:pPr>
-            <w:hyperlink w:history="1" r:id="rIdn9mqt7n79u_j2vxw_crkq">
+            <w:hyperlink w:history="1" r:id="rIdqewlj4qq6oqumdhdlt7q7">
               <w:r>
                 <w:rPr>
                   <w:rFonts w:ascii="Arial" w:cs="Arial" w:eastAsia="Arial" w:hAnsi="Arial"/>
@@ -25213,7 +25213,7 @@
               <w:spacing w:after="10" w:before="0"/>
               <w:ind w:left="120"/>
             </w:pPr>
-            <w:hyperlink w:history="1" r:id="rIdyfqcmvj3pjizntpxkstzt">
+            <w:hyperlink w:history="1" r:id="rId3eweogjjdl2ms2snf5vs3">
               <w:r>
                 <w:rPr>
                   <w:rFonts w:ascii="Arial" w:cs="Arial" w:eastAsia="Arial" w:hAnsi="Arial"/>
@@ -25413,7 +25413,7 @@
             <w:pPr>
               <w:spacing w:after="20" w:before="0"/>
             </w:pPr>
-            <w:hyperlink w:history="1" r:id="rIdqhvw8sjmnarsho0m_shr5">
+            <w:hyperlink w:history="1" r:id="rId0rzydhkl6yu5wrkd-y-4g">
               <w:r>
                 <w:rPr>
                   <w:rFonts w:ascii="Arial" w:cs="Arial" w:eastAsia="Arial" w:hAnsi="Arial"/>
@@ -25446,7 +25446,7 @@
               <w:spacing w:after="10" w:before="0"/>
               <w:ind w:left="120"/>
             </w:pPr>
-            <w:hyperlink w:history="1" r:id="rId_porvb15-b3w9f9v02x3d">
+            <w:hyperlink w:history="1" r:id="rIdkjzph8_am0sl1gfdmgui4">
               <w:r>
                 <w:rPr>
                   <w:rFonts w:ascii="Arial" w:cs="Arial" w:eastAsia="Arial" w:hAnsi="Arial"/>
@@ -25491,7 +25491,7 @@
             <w:pPr>
               <w:spacing w:after="20" w:before="0"/>
             </w:pPr>
-            <w:hyperlink w:history="1" r:id="rId1kwcj4u-4x4lfvp2pjo17">
+            <w:hyperlink w:history="1" r:id="rIdi198se7fgsdbxwjegtrva">
               <w:r>
                 <w:rPr>
                   <w:rFonts w:ascii="Arial" w:cs="Arial" w:eastAsia="Arial" w:hAnsi="Arial"/>
@@ -25524,7 +25524,7 @@
               <w:spacing w:after="10" w:before="0"/>
               <w:ind w:left="120"/>
             </w:pPr>
-            <w:hyperlink w:history="1" r:id="rIdnan7xo2rkpjnk-m0xtznr">
+            <w:hyperlink w:history="1" r:id="rId--blpxlw8kp85orzfi3y2">
               <w:r>
                 <w:rPr>
                   <w:rFonts w:ascii="Arial" w:cs="Arial" w:eastAsia="Arial" w:hAnsi="Arial"/>
@@ -25724,7 +25724,7 @@
             <w:pPr>
               <w:spacing w:after="20" w:before="0"/>
             </w:pPr>
-            <w:hyperlink w:history="1" r:id="rIdciptnswafv1dfkravd589">
+            <w:hyperlink w:history="1" r:id="rId8qtdg_rtkgjds4eu0fz5o">
               <w:r>
                 <w:rPr>
                   <w:rFonts w:ascii="Arial" w:cs="Arial" w:eastAsia="Arial" w:hAnsi="Arial"/>
@@ -25757,7 +25757,7 @@
               <w:spacing w:after="10" w:before="0"/>
               <w:ind w:left="120"/>
             </w:pPr>
-            <w:hyperlink w:history="1" r:id="rIdd8s5gf-ghkngi1odin-kj">
+            <w:hyperlink w:history="1" r:id="rIdmisxe_aznrwmwfnpcovvt">
               <w:r>
                 <w:rPr>
                   <w:rFonts w:ascii="Arial" w:cs="Arial" w:eastAsia="Arial" w:hAnsi="Arial"/>
@@ -25802,7 +25802,7 @@
             <w:pPr>
               <w:spacing w:after="20" w:before="0"/>
             </w:pPr>
-            <w:hyperlink w:history="1" r:id="rIdiilw4mkw64sff7ojfrme0">
+            <w:hyperlink w:history="1" r:id="rIdqegfuktjzkljj_albbvsv">
               <w:r>
                 <w:rPr>
                   <w:rFonts w:ascii="Arial" w:cs="Arial" w:eastAsia="Arial" w:hAnsi="Arial"/>
@@ -25851,7 +25851,7 @@
               <w:spacing w:after="10" w:before="0"/>
               <w:ind w:left="120"/>
             </w:pPr>
-            <w:hyperlink w:history="1" r:id="rIdlgkp0ajp93y7g6269xjut">
+            <w:hyperlink w:history="1" r:id="rId9lvr-e9upg0ezptmgfeub">
               <w:r>
                 <w:rPr>
                   <w:rFonts w:ascii="Arial" w:cs="Arial" w:eastAsia="Arial" w:hAnsi="Arial"/>
@@ -26376,7 +26376,7 @@
         </w:rPr>
         <w:t xml:space="preserve">© 2026 SeaVuria and ARES. Aligned with KICD objectives. Developed by SeaVuria; technical implementation by ARES (with AI assistance from Claude). Licensed under </w:t>
       </w:r>
-      <w:hyperlink w:history="1" r:id="rIdl8wq-9xnufapidzvfclkd">
+      <w:hyperlink w:history="1" r:id="rIdyym2wteaa7gb3xknjfzpe">
         <w:r>
           <w:rPr>
             <w:rFonts w:ascii="Arial" w:cs="Arial" w:eastAsia="Arial" w:hAnsi="Arial"/>
@@ -26397,7 +26397,7 @@
         </w:rPr>
         <w:t xml:space="preserve"> (</w:t>
       </w:r>
-      <w:hyperlink w:history="1" r:id="rIdlskevvdrkubzidkongbyd">
+      <w:hyperlink w:history="1" r:id="rIdj8llkk4yfkdnb6ciz82jq">
         <w:r>
           <w:rPr>
             <w:rFonts w:ascii="Arial" w:cs="Arial" w:eastAsia="Arial" w:hAnsi="Arial"/>
@@ -27437,7 +27437,7 @@
             <w:pPr>
               <w:spacing w:after="20" w:before="0"/>
             </w:pPr>
-            <w:hyperlink w:history="1" r:id="rIdtvgfub6kyyuxp3yr5jgqu">
+            <w:hyperlink w:history="1" r:id="rIdz-lknvx3qnkkq6wbdmtzc">
               <w:r>
                 <w:rPr>
                   <w:rFonts w:ascii="Arial" w:cs="Arial" w:eastAsia="Arial" w:hAnsi="Arial"/>
@@ -27470,7 +27470,7 @@
               <w:spacing w:after="10" w:before="0"/>
               <w:ind w:left="120"/>
             </w:pPr>
-            <w:hyperlink w:history="1" r:id="rIdxbpjrbzjqmunqtoxzugnv">
+            <w:hyperlink w:history="1" r:id="rId-v4pwoopxryz4pmdrhlf5">
               <w:r>
                 <w:rPr>
                   <w:rFonts w:ascii="Arial" w:cs="Arial" w:eastAsia="Arial" w:hAnsi="Arial"/>
@@ -27515,7 +27515,7 @@
             <w:pPr>
               <w:spacing w:after="20" w:before="0"/>
             </w:pPr>
-            <w:hyperlink w:history="1" r:id="rId3gefirijtbejsiqw4swds">
+            <w:hyperlink w:history="1" r:id="rIdimsuzd7kelteluprgdpzi">
               <w:r>
                 <w:rPr>
                   <w:rFonts w:ascii="Arial" w:cs="Arial" w:eastAsia="Arial" w:hAnsi="Arial"/>
@@ -27564,7 +27564,7 @@
               <w:spacing w:after="10" w:before="0"/>
               <w:ind w:left="120"/>
             </w:pPr>
-            <w:hyperlink w:history="1" r:id="rIdlkqqpvfvmmayaerbnhm9w">
+            <w:hyperlink w:history="1" r:id="rIdyinj-fdnkscyvvaojb5lo">
               <w:r>
                 <w:rPr>
                   <w:rFonts w:ascii="Arial" w:cs="Arial" w:eastAsia="Arial" w:hAnsi="Arial"/>
@@ -27764,7 +27764,7 @@
             <w:pPr>
               <w:spacing w:after="20" w:before="0"/>
             </w:pPr>
-            <w:hyperlink w:history="1" r:id="rIdpw1zvucawpjh2ztspvaqd">
+            <w:hyperlink w:history="1" r:id="rIdzcbkoqzb8ulvc73oxzmtr">
               <w:r>
                 <w:rPr>
                   <w:rFonts w:ascii="Arial" w:cs="Arial" w:eastAsia="Arial" w:hAnsi="Arial"/>
@@ -27797,7 +27797,7 @@
               <w:spacing w:after="10" w:before="0"/>
               <w:ind w:left="120"/>
             </w:pPr>
-            <w:hyperlink w:history="1" r:id="rId8mvutfbgunqcjzlthrmrg">
+            <w:hyperlink w:history="1" r:id="rIddxxicpfjn_p-kqospifff">
               <w:r>
                 <w:rPr>
                   <w:rFonts w:ascii="Arial" w:cs="Arial" w:eastAsia="Arial" w:hAnsi="Arial"/>
@@ -27842,7 +27842,7 @@
             <w:pPr>
               <w:spacing w:after="20" w:before="0"/>
             </w:pPr>
-            <w:hyperlink w:history="1" r:id="rId86x3epd8fcucaiuhxzcoi">
+            <w:hyperlink w:history="1" r:id="rIdbhu4jftst05d4qvpmmyta">
               <w:r>
                 <w:rPr>
                   <w:rFonts w:ascii="Arial" w:cs="Arial" w:eastAsia="Arial" w:hAnsi="Arial"/>
@@ -27891,7 +27891,7 @@
               <w:spacing w:after="10" w:before="0"/>
               <w:ind w:left="120"/>
             </w:pPr>
-            <w:hyperlink w:history="1" r:id="rIdkuxrs_uanwymrikvr0jm7">
+            <w:hyperlink w:history="1" r:id="rId0gixvsjgrgm3qjtwgtk7z">
               <w:r>
                 <w:rPr>
                   <w:rFonts w:ascii="Arial" w:cs="Arial" w:eastAsia="Arial" w:hAnsi="Arial"/>
@@ -28091,7 +28091,7 @@
             <w:pPr>
               <w:spacing w:after="20" w:before="0"/>
             </w:pPr>
-            <w:hyperlink w:history="1" r:id="rIdvskzywrpxppj6a0p_rqnl">
+            <w:hyperlink w:history="1" r:id="rIdfovmusa2fmafut8palhq2">
               <w:r>
                 <w:rPr>
                   <w:rFonts w:ascii="Arial" w:cs="Arial" w:eastAsia="Arial" w:hAnsi="Arial"/>
@@ -28124,7 +28124,7 @@
               <w:spacing w:after="10" w:before="0"/>
               <w:ind w:left="120"/>
             </w:pPr>
-            <w:hyperlink w:history="1" r:id="rIdqa7w1zhs2bsxvypida1xf">
+            <w:hyperlink w:history="1" r:id="rIdizbdtzdv9xs4zlwlgynzz">
               <w:r>
                 <w:rPr>
                   <w:rFonts w:ascii="Arial" w:cs="Arial" w:eastAsia="Arial" w:hAnsi="Arial"/>
@@ -28169,7 +28169,7 @@
             <w:pPr>
               <w:spacing w:after="20" w:before="0"/>
             </w:pPr>
-            <w:hyperlink w:history="1" r:id="rIdrdht81bt1ifll4e0nl_sb">
+            <w:hyperlink w:history="1" r:id="rIdyjj0v2jpj6f4aycsdklht">
               <w:r>
                 <w:rPr>
                   <w:rFonts w:ascii="Arial" w:cs="Arial" w:eastAsia="Arial" w:hAnsi="Arial"/>
@@ -28218,7 +28218,7 @@
               <w:spacing w:after="10" w:before="0"/>
               <w:ind w:left="120"/>
             </w:pPr>
-            <w:hyperlink w:history="1" r:id="rIdok8xnjgkp7mamlvsa07ey">
+            <w:hyperlink w:history="1" r:id="rIdacaygalz2yfc1ebu2fpsh">
               <w:r>
                 <w:rPr>
                   <w:rFonts w:ascii="Arial" w:cs="Arial" w:eastAsia="Arial" w:hAnsi="Arial"/>
@@ -28418,7 +28418,7 @@
             <w:pPr>
               <w:spacing w:after="20" w:before="0"/>
             </w:pPr>
-            <w:hyperlink w:history="1" r:id="rIdr3cc6ay9oraiioh5aadfn">
+            <w:hyperlink w:history="1" r:id="rIdzs5urkuuobefkautu58fv">
               <w:r>
                 <w:rPr>
                   <w:rFonts w:ascii="Arial" w:cs="Arial" w:eastAsia="Arial" w:hAnsi="Arial"/>
@@ -28451,7 +28451,7 @@
               <w:spacing w:after="10" w:before="0"/>
               <w:ind w:left="120"/>
             </w:pPr>
-            <w:hyperlink w:history="1" r:id="rId0nz66avmg4nedhwf9gkqb">
+            <w:hyperlink w:history="1" r:id="rIdjsncbaejbnghxrhedslir">
               <w:r>
                 <w:rPr>
                   <w:rFonts w:ascii="Arial" w:cs="Arial" w:eastAsia="Arial" w:hAnsi="Arial"/>
@@ -28496,7 +28496,7 @@
             <w:pPr>
               <w:spacing w:after="20" w:before="0"/>
             </w:pPr>
-            <w:hyperlink w:history="1" r:id="rIdcwqmljyxev0gtzcui_eg6">
+            <w:hyperlink w:history="1" r:id="rIdng_jyzm3kganqqap1tu-i">
               <w:r>
                 <w:rPr>
                   <w:rFonts w:ascii="Arial" w:cs="Arial" w:eastAsia="Arial" w:hAnsi="Arial"/>
@@ -28545,7 +28545,7 @@
               <w:spacing w:after="10" w:before="0"/>
               <w:ind w:left="120"/>
             </w:pPr>
-            <w:hyperlink w:history="1" r:id="rId6kxsvi_vdnlo8fbmmv3n6">
+            <w:hyperlink w:history="1" r:id="rIdoohdaqak0ma9i3c-jh2n4">
               <w:r>
                 <w:rPr>
                   <w:rFonts w:ascii="Arial" w:cs="Arial" w:eastAsia="Arial" w:hAnsi="Arial"/>
@@ -28745,7 +28745,7 @@
             <w:pPr>
               <w:spacing w:after="20" w:before="0"/>
             </w:pPr>
-            <w:hyperlink w:history="1" r:id="rIdov4fl7nralk8hpbepilrb">
+            <w:hyperlink w:history="1" r:id="rIdsg3a0bawao94wq2r3fu8p">
               <w:r>
                 <w:rPr>
                   <w:rFonts w:ascii="Arial" w:cs="Arial" w:eastAsia="Arial" w:hAnsi="Arial"/>
@@ -28794,7 +28794,7 @@
               <w:spacing w:after="10" w:before="0"/>
               <w:ind w:left="120"/>
             </w:pPr>
-            <w:hyperlink w:history="1" r:id="rIdoq0eh9wev5loweckle9hp">
+            <w:hyperlink w:history="1" r:id="rIdzfp82rslrjt_jmc3ovwzf">
               <w:r>
                 <w:rPr>
                   <w:rFonts w:ascii="Arial" w:cs="Arial" w:eastAsia="Arial" w:hAnsi="Arial"/>
@@ -28839,7 +28839,7 @@
             <w:pPr>
               <w:spacing w:after="20" w:before="0"/>
             </w:pPr>
-            <w:hyperlink w:history="1" r:id="rId3wlhl9a-nhhczk_wnggkf">
+            <w:hyperlink w:history="1" r:id="rIdezthn8h8kpar8vs-ao0zy">
               <w:r>
                 <w:rPr>
                   <w:rFonts w:ascii="Arial" w:cs="Arial" w:eastAsia="Arial" w:hAnsi="Arial"/>
@@ -28888,7 +28888,7 @@
               <w:spacing w:after="10" w:before="0"/>
               <w:ind w:left="120"/>
             </w:pPr>
-            <w:hyperlink w:history="1" r:id="rIdx5d9vd7hra1bll6kgpwwq">
+            <w:hyperlink w:history="1" r:id="rIddsv3wg03apjssiikwdagr">
               <w:r>
                 <w:rPr>
                   <w:rFonts w:ascii="Arial" w:cs="Arial" w:eastAsia="Arial" w:hAnsi="Arial"/>
@@ -29413,7 +29413,7 @@
         </w:rPr>
         <w:t xml:space="preserve">© 2026 SeaVuria and ARES. Aligned with KICD objectives. Developed by SeaVuria; technical implementation by ARES (with AI assistance from Claude). Licensed under </w:t>
       </w:r>
-      <w:hyperlink w:history="1" r:id="rIdhmo-6qney0zjo2ocytlhf">
+      <w:hyperlink w:history="1" r:id="rIdgkbiiiaqhkqreasb3usxm">
         <w:r>
           <w:rPr>
             <w:rFonts w:ascii="Arial" w:cs="Arial" w:eastAsia="Arial" w:hAnsi="Arial"/>
@@ -29434,7 +29434,7 @@
         </w:rPr>
         <w:t xml:space="preserve"> (</w:t>
       </w:r>
-      <w:hyperlink w:history="1" r:id="rIdnklrhtjulo5gmavfgr-aq">
+      <w:hyperlink w:history="1" r:id="rIddcadgxql008_koxe7smmm">
         <w:r>
           <w:rPr>
             <w:rFonts w:ascii="Arial" w:cs="Arial" w:eastAsia="Arial" w:hAnsi="Arial"/>
@@ -30474,7 +30474,7 @@
             <w:pPr>
               <w:spacing w:after="20" w:before="0"/>
             </w:pPr>
-            <w:hyperlink w:history="1" r:id="rIdwgym8ryjidnh_63qj5run">
+            <w:hyperlink w:history="1" r:id="rIdocfxkfopipxmb-f7w5l1i">
               <w:r>
                 <w:rPr>
                   <w:rFonts w:ascii="Arial" w:cs="Arial" w:eastAsia="Arial" w:hAnsi="Arial"/>
@@ -30507,7 +30507,7 @@
               <w:spacing w:after="10" w:before="0"/>
               <w:ind w:left="120"/>
             </w:pPr>
-            <w:hyperlink w:history="1" r:id="rIdc4z3rdi-tpvdicytvgigd">
+            <w:hyperlink w:history="1" r:id="rIdufom3ytp-pkqarndbfacd">
               <w:r>
                 <w:rPr>
                   <w:rFonts w:ascii="Arial" w:cs="Arial" w:eastAsia="Arial" w:hAnsi="Arial"/>
@@ -30552,7 +30552,7 @@
             <w:pPr>
               <w:spacing w:after="20" w:before="0"/>
             </w:pPr>
-            <w:hyperlink w:history="1" r:id="rIdgqglnhypis7nbwtpk1sjp">
+            <w:hyperlink w:history="1" r:id="rIdri-bboled2zvsgr0ga0ro">
               <w:r>
                 <w:rPr>
                   <w:rFonts w:ascii="Arial" w:cs="Arial" w:eastAsia="Arial" w:hAnsi="Arial"/>
@@ -30585,7 +30585,7 @@
               <w:spacing w:after="10" w:before="0"/>
               <w:ind w:left="120"/>
             </w:pPr>
-            <w:hyperlink w:history="1" r:id="rId4qstp0j86sezrr4xtsxpw">
+            <w:hyperlink w:history="1" r:id="rIdh35yakncspzue7krthh8s">
               <w:r>
                 <w:rPr>
                   <w:rFonts w:ascii="Arial" w:cs="Arial" w:eastAsia="Arial" w:hAnsi="Arial"/>
@@ -30785,7 +30785,7 @@
             <w:pPr>
               <w:spacing w:after="20" w:before="0"/>
             </w:pPr>
-            <w:hyperlink w:history="1" r:id="rIdtjevavy8fvmjckfrqfwgk">
+            <w:hyperlink w:history="1" r:id="rIdfloxr3dglm_baxow8l0ta">
               <w:r>
                 <w:rPr>
                   <w:rFonts w:ascii="Arial" w:cs="Arial" w:eastAsia="Arial" w:hAnsi="Arial"/>
@@ -30818,7 +30818,7 @@
               <w:spacing w:after="10" w:before="0"/>
               <w:ind w:left="120"/>
             </w:pPr>
-            <w:hyperlink w:history="1" r:id="rId03c6srywlbua1quj_0y2y">
+            <w:hyperlink w:history="1" r:id="rId6v6zuchnpvw_9rbed1zj5">
               <w:r>
                 <w:rPr>
                   <w:rFonts w:ascii="Arial" w:cs="Arial" w:eastAsia="Arial" w:hAnsi="Arial"/>
@@ -30863,7 +30863,7 @@
             <w:pPr>
               <w:spacing w:after="20" w:before="0"/>
             </w:pPr>
-            <w:hyperlink w:history="1" r:id="rIdazicqss18hlasude15aft">
+            <w:hyperlink w:history="1" r:id="rIdwpjf4aq1ofjunk87evth1">
               <w:r>
                 <w:rPr>
                   <w:rFonts w:ascii="Arial" w:cs="Arial" w:eastAsia="Arial" w:hAnsi="Arial"/>
@@ -30896,7 +30896,7 @@
               <w:spacing w:after="10" w:before="0"/>
               <w:ind w:left="120"/>
             </w:pPr>
-            <w:hyperlink w:history="1" r:id="rIdloflkptt-jxevnnvpj4ux">
+            <w:hyperlink w:history="1" r:id="rIdxpdbbspvrsvibwgvs1woa">
               <w:r>
                 <w:rPr>
                   <w:rFonts w:ascii="Arial" w:cs="Arial" w:eastAsia="Arial" w:hAnsi="Arial"/>
@@ -31096,7 +31096,7 @@
             <w:pPr>
               <w:spacing w:after="20" w:before="0"/>
             </w:pPr>
-            <w:hyperlink w:history="1" r:id="rIds1ybmr9eodtqdcq15czit">
+            <w:hyperlink w:history="1" r:id="rIdwsjyijfsezkqic4uyxhmq">
               <w:r>
                 <w:rPr>
                   <w:rFonts w:ascii="Arial" w:cs="Arial" w:eastAsia="Arial" w:hAnsi="Arial"/>
@@ -31129,7 +31129,7 @@
               <w:spacing w:after="10" w:before="0"/>
               <w:ind w:left="120"/>
             </w:pPr>
-            <w:hyperlink w:history="1" r:id="rIdtbl-z1pjqyxaagy7iac6f">
+            <w:hyperlink w:history="1" r:id="rIdylshgfncqdd-_v11p2n6m">
               <w:r>
                 <w:rPr>
                   <w:rFonts w:ascii="Arial" w:cs="Arial" w:eastAsia="Arial" w:hAnsi="Arial"/>
@@ -31174,7 +31174,7 @@
             <w:pPr>
               <w:spacing w:after="20" w:before="0"/>
             </w:pPr>
-            <w:hyperlink w:history="1" r:id="rIds0cqkzcwv-cdvahsyop5i">
+            <w:hyperlink w:history="1" r:id="rIdjzt-5lks-jldv9xcx7xit">
               <w:r>
                 <w:rPr>
                   <w:rFonts w:ascii="Arial" w:cs="Arial" w:eastAsia="Arial" w:hAnsi="Arial"/>
@@ -31207,7 +31207,7 @@
               <w:spacing w:after="10" w:before="0"/>
               <w:ind w:left="120"/>
             </w:pPr>
-            <w:hyperlink w:history="1" r:id="rIdr9wkngu-q8i5k_u1ovz-3">
+            <w:hyperlink w:history="1" r:id="rIdoqh5dg1amh1qq9tsjrwcl">
               <w:r>
                 <w:rPr>
                   <w:rFonts w:ascii="Arial" w:cs="Arial" w:eastAsia="Arial" w:hAnsi="Arial"/>
@@ -31407,7 +31407,7 @@
             <w:pPr>
               <w:spacing w:after="20" w:before="0"/>
             </w:pPr>
-            <w:hyperlink w:history="1" r:id="rIdcof1kfrmo62bqk77whs8s">
+            <w:hyperlink w:history="1" r:id="rIdo6q3wk5kq51gy7ymd8qpl">
               <w:r>
                 <w:rPr>
                   <w:rFonts w:ascii="Arial" w:cs="Arial" w:eastAsia="Arial" w:hAnsi="Arial"/>
@@ -31440,7 +31440,7 @@
               <w:spacing w:after="10" w:before="0"/>
               <w:ind w:left="120"/>
             </w:pPr>
-            <w:hyperlink w:history="1" r:id="rIdorugb2dtcp7pc-8u2vcjx">
+            <w:hyperlink w:history="1" r:id="rIdfxpa1jh-bkc7ejjs4wwqa">
               <w:r>
                 <w:rPr>
                   <w:rFonts w:ascii="Arial" w:cs="Arial" w:eastAsia="Arial" w:hAnsi="Arial"/>
@@ -31485,7 +31485,7 @@
             <w:pPr>
               <w:spacing w:after="20" w:before="0"/>
             </w:pPr>
-            <w:hyperlink w:history="1" r:id="rIdzjiss51vnynibf-cigjn4">
+            <w:hyperlink w:history="1" r:id="rId7zdrjaz5qrgqcwd1zlh50">
               <w:r>
                 <w:rPr>
                   <w:rFonts w:ascii="Arial" w:cs="Arial" w:eastAsia="Arial" w:hAnsi="Arial"/>
@@ -31518,7 +31518,7 @@
               <w:spacing w:after="10" w:before="0"/>
               <w:ind w:left="120"/>
             </w:pPr>
-            <w:hyperlink w:history="1" r:id="rIdwhvi_6q1ig8dysbu8fjek">
+            <w:hyperlink w:history="1" r:id="rIdiymuw3ztxdcvlanlnqxem">
               <w:r>
                 <w:rPr>
                   <w:rFonts w:ascii="Arial" w:cs="Arial" w:eastAsia="Arial" w:hAnsi="Arial"/>
@@ -31718,7 +31718,7 @@
             <w:pPr>
               <w:spacing w:after="20" w:before="0"/>
             </w:pPr>
-            <w:hyperlink w:history="1" r:id="rIdg7rxw4ihbcxbrrtrlktaq">
+            <w:hyperlink w:history="1" r:id="rId3-2yssdx7deycoucm1q5w">
               <w:r>
                 <w:rPr>
                   <w:rFonts w:ascii="Arial" w:cs="Arial" w:eastAsia="Arial" w:hAnsi="Arial"/>
@@ -31767,7 +31767,7 @@
               <w:spacing w:after="10" w:before="0"/>
               <w:ind w:left="120"/>
             </w:pPr>
-            <w:hyperlink w:history="1" r:id="rId--tatlqybireemwgz6zfn">
+            <w:hyperlink w:history="1" r:id="rIdgeoak1k0v95ispunubsgi">
               <w:r>
                 <w:rPr>
                   <w:rFonts w:ascii="Arial" w:cs="Arial" w:eastAsia="Arial" w:hAnsi="Arial"/>
@@ -31812,7 +31812,7 @@
             <w:pPr>
               <w:spacing w:after="20" w:before="0"/>
             </w:pPr>
-            <w:hyperlink w:history="1" r:id="rIdhty-9o68roetayb5-xceh">
+            <w:hyperlink w:history="1" r:id="rIdwayyfkarm721-p_irusfr">
               <w:r>
                 <w:rPr>
                   <w:rFonts w:ascii="Arial" w:cs="Arial" w:eastAsia="Arial" w:hAnsi="Arial"/>
@@ -31861,7 +31861,7 @@
               <w:spacing w:after="10" w:before="0"/>
               <w:ind w:left="120"/>
             </w:pPr>
-            <w:hyperlink w:history="1" r:id="rIdmtlxy4fdfwvxy9_c9nh3s">
+            <w:hyperlink w:history="1" r:id="rIdfhv5mk6axhto4sufryaxw">
               <w:r>
                 <w:rPr>
                   <w:rFonts w:ascii="Arial" w:cs="Arial" w:eastAsia="Arial" w:hAnsi="Arial"/>
@@ -32386,7 +32386,7 @@
         </w:rPr>
         <w:t xml:space="preserve">© 2026 SeaVuria and ARES. Aligned with KICD objectives. Developed by SeaVuria; technical implementation by ARES (with AI assistance from Claude). Licensed under </w:t>
       </w:r>
-      <w:hyperlink w:history="1" r:id="rIdhrrjgxqmeyr2ry4vc6zcb">
+      <w:hyperlink w:history="1" r:id="rIdjiz3imwqfxyt_46hb3s4l">
         <w:r>
           <w:rPr>
             <w:rFonts w:ascii="Arial" w:cs="Arial" w:eastAsia="Arial" w:hAnsi="Arial"/>
@@ -32407,7 +32407,7 @@
         </w:rPr>
         <w:t xml:space="preserve"> (</w:t>
       </w:r>
-      <w:hyperlink w:history="1" r:id="rIdq97f9l1uwkx6_bh3pi35g">
+      <w:hyperlink w:history="1" r:id="rIddcibz5n7bxgo5ksxowt8x">
         <w:r>
           <w:rPr>
             <w:rFonts w:ascii="Arial" w:cs="Arial" w:eastAsia="Arial" w:hAnsi="Arial"/>
@@ -33447,7 +33447,7 @@
             <w:pPr>
               <w:spacing w:after="20" w:before="0"/>
             </w:pPr>
-            <w:hyperlink w:history="1" r:id="rIdhmjui2tlixq3_at2rmrfz">
+            <w:hyperlink w:history="1" r:id="rIdrhonta2y-lchxgys2qpng">
               <w:r>
                 <w:rPr>
                   <w:rFonts w:ascii="Arial" w:cs="Arial" w:eastAsia="Arial" w:hAnsi="Arial"/>
@@ -33480,7 +33480,7 @@
               <w:spacing w:after="10" w:before="0"/>
               <w:ind w:left="120"/>
             </w:pPr>
-            <w:hyperlink w:history="1" r:id="rIdfbdbva2d3t9clpunlq38s">
+            <w:hyperlink w:history="1" r:id="rIdicw1nprrdmityalzuadpm">
               <w:r>
                 <w:rPr>
                   <w:rFonts w:ascii="Arial" w:cs="Arial" w:eastAsia="Arial" w:hAnsi="Arial"/>
@@ -33525,7 +33525,7 @@
             <w:pPr>
               <w:spacing w:after="20" w:before="0"/>
             </w:pPr>
-            <w:hyperlink w:history="1" r:id="rIdams8pephthuy_mbnfj643">
+            <w:hyperlink w:history="1" r:id="rIdpiczxrv2ducdabhii28bh">
               <w:r>
                 <w:rPr>
                   <w:rFonts w:ascii="Arial" w:cs="Arial" w:eastAsia="Arial" w:hAnsi="Arial"/>
@@ -33558,7 +33558,7 @@
               <w:spacing w:after="10" w:before="0"/>
               <w:ind w:left="120"/>
             </w:pPr>
-            <w:hyperlink w:history="1" r:id="rIdwes0usbkzgypoazy_-jrl">
+            <w:hyperlink w:history="1" r:id="rIdb8ughprwnna9oprsvcmsx">
               <w:r>
                 <w:rPr>
                   <w:rFonts w:ascii="Arial" w:cs="Arial" w:eastAsia="Arial" w:hAnsi="Arial"/>
@@ -33758,7 +33758,7 @@
             <w:pPr>
               <w:spacing w:after="20" w:before="0"/>
             </w:pPr>
-            <w:hyperlink w:history="1" r:id="rIdgcnjufjn5lvcr-z1psawp">
+            <w:hyperlink w:history="1" r:id="rIdiu-pns94tb6iabg3kpuh5">
               <w:r>
                 <w:rPr>
                   <w:rFonts w:ascii="Arial" w:cs="Arial" w:eastAsia="Arial" w:hAnsi="Arial"/>
@@ -33791,7 +33791,7 @@
               <w:spacing w:after="10" w:before="0"/>
               <w:ind w:left="120"/>
             </w:pPr>
-            <w:hyperlink w:history="1" r:id="rIdd8-5hhgspobuehvcf26xv">
+            <w:hyperlink w:history="1" r:id="rIddujhfeym0xyl0jnonm6bb">
               <w:r>
                 <w:rPr>
                   <w:rFonts w:ascii="Arial" w:cs="Arial" w:eastAsia="Arial" w:hAnsi="Arial"/>
@@ -33836,7 +33836,7 @@
             <w:pPr>
               <w:spacing w:after="20" w:before="0"/>
             </w:pPr>
-            <w:hyperlink w:history="1" r:id="rIdk8yymtvi-1qllrbyaq99r">
+            <w:hyperlink w:history="1" r:id="rIdhvzbilryr-lbprqltmpsg">
               <w:r>
                 <w:rPr>
                   <w:rFonts w:ascii="Arial" w:cs="Arial" w:eastAsia="Arial" w:hAnsi="Arial"/>
@@ -33869,7 +33869,7 @@
               <w:spacing w:after="10" w:before="0"/>
               <w:ind w:left="120"/>
             </w:pPr>
-            <w:hyperlink w:history="1" r:id="rIdwdjxwrxozwws5jifwejfk">
+            <w:hyperlink w:history="1" r:id="rIdarpfhzloe9ms0ydkmhv1g">
               <w:r>
                 <w:rPr>
                   <w:rFonts w:ascii="Arial" w:cs="Arial" w:eastAsia="Arial" w:hAnsi="Arial"/>
@@ -34069,7 +34069,7 @@
             <w:pPr>
               <w:spacing w:after="20" w:before="0"/>
             </w:pPr>
-            <w:hyperlink w:history="1" r:id="rId1lvxxlxtjkndi2inyalvl">
+            <w:hyperlink w:history="1" r:id="rId17pmi9qwj3iny9keyznyz">
               <w:r>
                 <w:rPr>
                   <w:rFonts w:ascii="Arial" w:cs="Arial" w:eastAsia="Arial" w:hAnsi="Arial"/>
@@ -34102,7 +34102,7 @@
               <w:spacing w:after="10" w:before="0"/>
               <w:ind w:left="120"/>
             </w:pPr>
-            <w:hyperlink w:history="1" r:id="rIdf8kgyfl4vxu5c2ozqihsq">
+            <w:hyperlink w:history="1" r:id="rId0mji5sppc8omhjcxw7zxi">
               <w:r>
                 <w:rPr>
                   <w:rFonts w:ascii="Arial" w:cs="Arial" w:eastAsia="Arial" w:hAnsi="Arial"/>
@@ -34147,7 +34147,7 @@
             <w:pPr>
               <w:spacing w:after="20" w:before="0"/>
             </w:pPr>
-            <w:hyperlink w:history="1" r:id="rId1i8henh6vsws00cv6ixbg">
+            <w:hyperlink w:history="1" r:id="rIdtoducjdoya8jef_09ulq7">
               <w:r>
                 <w:rPr>
                   <w:rFonts w:ascii="Arial" w:cs="Arial" w:eastAsia="Arial" w:hAnsi="Arial"/>
@@ -34180,7 +34180,7 @@
               <w:spacing w:after="10" w:before="0"/>
               <w:ind w:left="120"/>
             </w:pPr>
-            <w:hyperlink w:history="1" r:id="rIduboa9m8vedyqorvjkynzs">
+            <w:hyperlink w:history="1" r:id="rId1s1saietlbdqopq-eitg8">
               <w:r>
                 <w:rPr>
                   <w:rFonts w:ascii="Arial" w:cs="Arial" w:eastAsia="Arial" w:hAnsi="Arial"/>
@@ -34380,7 +34380,7 @@
             <w:pPr>
               <w:spacing w:after="20" w:before="0"/>
             </w:pPr>
-            <w:hyperlink w:history="1" r:id="rIdgmhzod84dwpa-mehfgakg">
+            <w:hyperlink w:history="1" r:id="rIdtduhjw33hypyrdwbk9a0y">
               <w:r>
                 <w:rPr>
                   <w:rFonts w:ascii="Arial" w:cs="Arial" w:eastAsia="Arial" w:hAnsi="Arial"/>
@@ -34413,7 +34413,7 @@
               <w:spacing w:after="10" w:before="0"/>
               <w:ind w:left="120"/>
             </w:pPr>
-            <w:hyperlink w:history="1" r:id="rId2pop4u6ravbeazdsjnbad">
+            <w:hyperlink w:history="1" r:id="rIdlrb6lj5j6jxhxjcwwats5">
               <w:r>
                 <w:rPr>
                   <w:rFonts w:ascii="Arial" w:cs="Arial" w:eastAsia="Arial" w:hAnsi="Arial"/>
@@ -34458,7 +34458,7 @@
             <w:pPr>
               <w:spacing w:after="20" w:before="0"/>
             </w:pPr>
-            <w:hyperlink w:history="1" r:id="rId-xpvfph3t2canzuxlweae">
+            <w:hyperlink w:history="1" r:id="rIdmiazctyw5nbffpazais0c">
               <w:r>
                 <w:rPr>
                   <w:rFonts w:ascii="Arial" w:cs="Arial" w:eastAsia="Arial" w:hAnsi="Arial"/>
@@ -34491,7 +34491,7 @@
               <w:spacing w:after="10" w:before="0"/>
               <w:ind w:left="120"/>
             </w:pPr>
-            <w:hyperlink w:history="1" r:id="rIdfyzrngqtmflrd70um3igr">
+            <w:hyperlink w:history="1" r:id="rIdiompdt23f2mjw7ytf2owa">
               <w:r>
                 <w:rPr>
                   <w:rFonts w:ascii="Arial" w:cs="Arial" w:eastAsia="Arial" w:hAnsi="Arial"/>
@@ -34691,7 +34691,7 @@
             <w:pPr>
               <w:spacing w:after="20" w:before="0"/>
             </w:pPr>
-            <w:hyperlink w:history="1" r:id="rId-4gxvuilippdixr1spnhw">
+            <w:hyperlink w:history="1" r:id="rIdmzjx8_ycs52fprj-bg3ze">
               <w:r>
                 <w:rPr>
                   <w:rFonts w:ascii="Arial" w:cs="Arial" w:eastAsia="Arial" w:hAnsi="Arial"/>
@@ -34724,7 +34724,7 @@
               <w:spacing w:after="10" w:before="0"/>
               <w:ind w:left="120"/>
             </w:pPr>
-            <w:hyperlink w:history="1" r:id="rIdkljkwvvpcukwos1qpb6ku">
+            <w:hyperlink w:history="1" r:id="rIdpbasaqspazsjbn1v3z0pv">
               <w:r>
                 <w:rPr>
                   <w:rFonts w:ascii="Arial" w:cs="Arial" w:eastAsia="Arial" w:hAnsi="Arial"/>
@@ -34769,7 +34769,7 @@
             <w:pPr>
               <w:spacing w:after="20" w:before="0"/>
             </w:pPr>
-            <w:hyperlink w:history="1" r:id="rIdviqc147ortyyvqjqj7djk">
+            <w:hyperlink w:history="1" r:id="rIdqkilkrtdniatynxycyc1f">
               <w:r>
                 <w:rPr>
                   <w:rFonts w:ascii="Arial" w:cs="Arial" w:eastAsia="Arial" w:hAnsi="Arial"/>
@@ -34802,7 +34802,7 @@
               <w:spacing w:after="10" w:before="0"/>
               <w:ind w:left="120"/>
             </w:pPr>
-            <w:hyperlink w:history="1" r:id="rIdjhkb6j5fdte9xqf0vrm3g">
+            <w:hyperlink w:history="1" r:id="rId-nqhru6qsovmviqi1zrdo">
               <w:r>
                 <w:rPr>
                   <w:rFonts w:ascii="Arial" w:cs="Arial" w:eastAsia="Arial" w:hAnsi="Arial"/>
@@ -35327,7 +35327,7 @@
         </w:rPr>
         <w:t xml:space="preserve">© 2026 SeaVuria and ARES. Aligned with KICD objectives. Developed by SeaVuria; technical implementation by ARES (with AI assistance from Claude). Licensed under </w:t>
       </w:r>
-      <w:hyperlink w:history="1" r:id="rId3q070anrhu5dyhbwfy7bg">
+      <w:hyperlink w:history="1" r:id="rIdl9iq6sqexfxy8vmtbjq5o">
         <w:r>
           <w:rPr>
             <w:rFonts w:ascii="Arial" w:cs="Arial" w:eastAsia="Arial" w:hAnsi="Arial"/>
@@ -35348,7 +35348,7 @@
         </w:rPr>
         <w:t xml:space="preserve"> (</w:t>
       </w:r>
-      <w:hyperlink w:history="1" r:id="rIdajcbnddbkzcqzd8xeibkr">
+      <w:hyperlink w:history="1" r:id="rId2obtxm6axyut6ian3jjdy">
         <w:r>
           <w:rPr>
             <w:rFonts w:ascii="Arial" w:cs="Arial" w:eastAsia="Arial" w:hAnsi="Arial"/>
@@ -36388,7 +36388,7 @@
             <w:pPr>
               <w:spacing w:after="20" w:before="0"/>
             </w:pPr>
-            <w:hyperlink w:history="1" r:id="rIdmbclwcqyoqhcjverwxhop">
+            <w:hyperlink w:history="1" r:id="rIdnxbihvnt_o_jp6llptap4">
               <w:r>
                 <w:rPr>
                   <w:rFonts w:ascii="Arial" w:cs="Arial" w:eastAsia="Arial" w:hAnsi="Arial"/>
@@ -36437,7 +36437,7 @@
               <w:spacing w:after="10" w:before="0"/>
               <w:ind w:left="120"/>
             </w:pPr>
-            <w:hyperlink w:history="1" r:id="rIdvrdihqg0ydwlkydr0m_jg">
+            <w:hyperlink w:history="1" r:id="rIdpsafhdzlhxzjimawpewot">
               <w:r>
                 <w:rPr>
                   <w:rFonts w:ascii="Arial" w:cs="Arial" w:eastAsia="Arial" w:hAnsi="Arial"/>
@@ -36482,7 +36482,7 @@
             <w:pPr>
               <w:spacing w:after="20" w:before="0"/>
             </w:pPr>
-            <w:hyperlink w:history="1" r:id="rId2lipgejfzutc0sa5osn8k">
+            <w:hyperlink w:history="1" r:id="rIdb1r8bye2und9ucxd_jr4y">
               <w:r>
                 <w:rPr>
                   <w:rFonts w:ascii="Arial" w:cs="Arial" w:eastAsia="Arial" w:hAnsi="Arial"/>
@@ -36515,7 +36515,7 @@
               <w:spacing w:after="10" w:before="0"/>
               <w:ind w:left="120"/>
             </w:pPr>
-            <w:hyperlink w:history="1" r:id="rIduhfojfxlkgafem_zm3wma">
+            <w:hyperlink w:history="1" r:id="rIdggtvquc1784xvyctxfqkq">
               <w:r>
                 <w:rPr>
                   <w:rFonts w:ascii="Arial" w:cs="Arial" w:eastAsia="Arial" w:hAnsi="Arial"/>
@@ -36715,7 +36715,7 @@
             <w:pPr>
               <w:spacing w:after="20" w:before="0"/>
             </w:pPr>
-            <w:hyperlink w:history="1" r:id="rIdc6ri6halryowjg6qmiasv">
+            <w:hyperlink w:history="1" r:id="rIdq20hpgik5c9ddg0dhzqp9">
               <w:r>
                 <w:rPr>
                   <w:rFonts w:ascii="Arial" w:cs="Arial" w:eastAsia="Arial" w:hAnsi="Arial"/>
@@ -36764,7 +36764,7 @@
               <w:spacing w:after="10" w:before="0"/>
               <w:ind w:left="120"/>
             </w:pPr>
-            <w:hyperlink w:history="1" r:id="rId0rh2wygpfqg8utpe2cmms">
+            <w:hyperlink w:history="1" r:id="rIdwybbk4p8yuqkgaj3yqr00">
               <w:r>
                 <w:rPr>
                   <w:rFonts w:ascii="Arial" w:cs="Arial" w:eastAsia="Arial" w:hAnsi="Arial"/>
@@ -36809,7 +36809,7 @@
             <w:pPr>
               <w:spacing w:after="20" w:before="0"/>
             </w:pPr>
-            <w:hyperlink w:history="1" r:id="rIdfs9r72hfhjtsff6lz2a7d">
+            <w:hyperlink w:history="1" r:id="rIddt1fy-9oep7lhndztxcvm">
               <w:r>
                 <w:rPr>
                   <w:rFonts w:ascii="Arial" w:cs="Arial" w:eastAsia="Arial" w:hAnsi="Arial"/>
@@ -36842,7 +36842,7 @@
               <w:spacing w:after="10" w:before="0"/>
               <w:ind w:left="120"/>
             </w:pPr>
-            <w:hyperlink w:history="1" r:id="rIdqc9ijuxeik3rjtggodaoq">
+            <w:hyperlink w:history="1" r:id="rIdq6w9mm5fu07sau-36-rac">
               <w:r>
                 <w:rPr>
                   <w:rFonts w:ascii="Arial" w:cs="Arial" w:eastAsia="Arial" w:hAnsi="Arial"/>
@@ -37042,7 +37042,7 @@
             <w:pPr>
               <w:spacing w:after="20" w:before="0"/>
             </w:pPr>
-            <w:hyperlink w:history="1" r:id="rIdvgmtn7gajstearebrmpch">
+            <w:hyperlink w:history="1" r:id="rId4gg9fuoys8rzucbtwn9ms">
               <w:r>
                 <w:rPr>
                   <w:rFonts w:ascii="Arial" w:cs="Arial" w:eastAsia="Arial" w:hAnsi="Arial"/>
@@ -37091,7 +37091,7 @@
               <w:spacing w:after="10" w:before="0"/>
               <w:ind w:left="120"/>
             </w:pPr>
-            <w:hyperlink w:history="1" r:id="rIdnkafd3-p6wo2ign3kqm8d">
+            <w:hyperlink w:history="1" r:id="rId-u20izo8bgatdj_rscukm">
               <w:r>
                 <w:rPr>
                   <w:rFonts w:ascii="Arial" w:cs="Arial" w:eastAsia="Arial" w:hAnsi="Arial"/>
@@ -37136,7 +37136,7 @@
             <w:pPr>
               <w:spacing w:after="20" w:before="0"/>
             </w:pPr>
-            <w:hyperlink w:history="1" r:id="rIdcge--0koun6iqjv3oy9u6">
+            <w:hyperlink w:history="1" r:id="rIdro_pzzvnr-tlpvbfa-tlx">
               <w:r>
                 <w:rPr>
                   <w:rFonts w:ascii="Arial" w:cs="Arial" w:eastAsia="Arial" w:hAnsi="Arial"/>
@@ -37169,7 +37169,7 @@
               <w:spacing w:after="10" w:before="0"/>
               <w:ind w:left="120"/>
             </w:pPr>
-            <w:hyperlink w:history="1" r:id="rIdt-6e3oc5dp3v2tll8v5rc">
+            <w:hyperlink w:history="1" r:id="rIdwp3_q4abeuawrd3alkvx8">
               <w:r>
                 <w:rPr>
                   <w:rFonts w:ascii="Arial" w:cs="Arial" w:eastAsia="Arial" w:hAnsi="Arial"/>
@@ -37369,7 +37369,7 @@
             <w:pPr>
               <w:spacing w:after="20" w:before="0"/>
             </w:pPr>
-            <w:hyperlink w:history="1" r:id="rIdmndcrmbg9o0pjcybxutph">
+            <w:hyperlink w:history="1" r:id="rIdrn028zk0yatdzjdjgep3y">
               <w:r>
                 <w:rPr>
                   <w:rFonts w:ascii="Arial" w:cs="Arial" w:eastAsia="Arial" w:hAnsi="Arial"/>
@@ -37418,7 +37418,7 @@
               <w:spacing w:after="10" w:before="0"/>
               <w:ind w:left="120"/>
             </w:pPr>
-            <w:hyperlink w:history="1" r:id="rIdcfapu-zgbiswlttjp-23k">
+            <w:hyperlink w:history="1" r:id="rIdnliuier4d49zcads_az2z">
               <w:r>
                 <w:rPr>
                   <w:rFonts w:ascii="Arial" w:cs="Arial" w:eastAsia="Arial" w:hAnsi="Arial"/>
@@ -37463,7 +37463,7 @@
             <w:pPr>
               <w:spacing w:after="20" w:before="0"/>
             </w:pPr>
-            <w:hyperlink w:history="1" r:id="rId11xh9xuil5tuxd3uj3xbr">
+            <w:hyperlink w:history="1" r:id="rIdvsevrk5gdm38qgu4xmich">
               <w:r>
                 <w:rPr>
                   <w:rFonts w:ascii="Arial" w:cs="Arial" w:eastAsia="Arial" w:hAnsi="Arial"/>
@@ -37496,7 +37496,7 @@
               <w:spacing w:after="10" w:before="0"/>
               <w:ind w:left="120"/>
             </w:pPr>
-            <w:hyperlink w:history="1" r:id="rIdydkismkpayzysua4wg4jb">
+            <w:hyperlink w:history="1" r:id="rIdfrfmb2iabauf7_ubpzs6j">
               <w:r>
                 <w:rPr>
                   <w:rFonts w:ascii="Arial" w:cs="Arial" w:eastAsia="Arial" w:hAnsi="Arial"/>
@@ -37696,7 +37696,7 @@
             <w:pPr>
               <w:spacing w:after="20" w:before="0"/>
             </w:pPr>
-            <w:hyperlink w:history="1" r:id="rIdoc369blthuwz6vjj8j2i9">
+            <w:hyperlink w:history="1" r:id="rIdkztcpqbqysbybkrv6ttwo">
               <w:r>
                 <w:rPr>
                   <w:rFonts w:ascii="Arial" w:cs="Arial" w:eastAsia="Arial" w:hAnsi="Arial"/>
@@ -37745,7 +37745,7 @@
               <w:spacing w:after="10" w:before="0"/>
               <w:ind w:left="120"/>
             </w:pPr>
-            <w:hyperlink w:history="1" r:id="rIda8b1wzgxrmzfmgez1xnut">
+            <w:hyperlink w:history="1" r:id="rIdsx1gsoi4ozgktudj37dgc">
               <w:r>
                 <w:rPr>
                   <w:rFonts w:ascii="Arial" w:cs="Arial" w:eastAsia="Arial" w:hAnsi="Arial"/>
@@ -37790,7 +37790,7 @@
             <w:pPr>
               <w:spacing w:after="20" w:before="0"/>
             </w:pPr>
-            <w:hyperlink w:history="1" r:id="rIdpglpbjupmxc6n_djxgpj-">
+            <w:hyperlink w:history="1" r:id="rIdc4obraj2rqyydgsofl2vn">
               <w:r>
                 <w:rPr>
                   <w:rFonts w:ascii="Arial" w:cs="Arial" w:eastAsia="Arial" w:hAnsi="Arial"/>
@@ -37823,7 +37823,7 @@
               <w:spacing w:after="10" w:before="0"/>
               <w:ind w:left="120"/>
             </w:pPr>
-            <w:hyperlink w:history="1" r:id="rIdef62c5pfndof5q9o9v9rj">
+            <w:hyperlink w:history="1" r:id="rIdj3dbsambeayiurjtyr7-b">
               <w:r>
                 <w:rPr>
                   <w:rFonts w:ascii="Arial" w:cs="Arial" w:eastAsia="Arial" w:hAnsi="Arial"/>
@@ -38348,7 +38348,7 @@
         </w:rPr>
         <w:t xml:space="preserve">© 2026 SeaVuria and ARES. Aligned with KICD objectives. Developed by SeaVuria; technical implementation by ARES (with AI assistance from Claude). Licensed under </w:t>
       </w:r>
-      <w:hyperlink w:history="1" r:id="rIdtqsedvh7se8xnx6pf4foh">
+      <w:hyperlink w:history="1" r:id="rIdacn2ie4pkozib2mgnzlvl">
         <w:r>
           <w:rPr>
             <w:rFonts w:ascii="Arial" w:cs="Arial" w:eastAsia="Arial" w:hAnsi="Arial"/>
@@ -38369,7 +38369,7 @@
         </w:rPr>
         <w:t xml:space="preserve"> (</w:t>
       </w:r>
-      <w:hyperlink w:history="1" r:id="rIdcip84gsrm10sf27xulpwt">
+      <w:hyperlink w:history="1" r:id="rIdfi_hqbdua6vw5r16hx2b9">
         <w:r>
           <w:rPr>
             <w:rFonts w:ascii="Arial" w:cs="Arial" w:eastAsia="Arial" w:hAnsi="Arial"/>
